--- a/docs/neuropulse_eng_coordination_checklist.docx
+++ b/docs/neuropulse_eng_coordination_checklist.docx
@@ -2610,7 +2610,13 @@
               <w:rPr>
                 <w:sz w:val="16"/>
               </w:rPr>
-              <w:t>RISK-15 — Unique asymmetric mechanical key geometry for each of 5 zone slots. Key profiles must be defined such that: (a) no two zones have the same key; (b) key is asymmetric (prevents 180° mis-rotation); (c) key tolerances allow smooth insertion by users with limited dexterity. Key geometry must be in shell tooling spec before first-cut. NP-FAI-ZM-001 FAI-A01–A08 verifies alignment post-tooling.</w:t>
+            </w:r>
+            <w:r>
+              <w:rPr>
+                <w:b w:val="0"/>
+                <w:sz w:val="16"/>
+              </w:rPr>
+              <w:t>RISK-15 — Unique asymmetric mechanical key geometry for each of 5 zone slots (Layer 1 of 5-layer accessibility system). Key must physically prevent wrong-zone insertion for ALL users including blind. Also in this item: (a) tactile dot patterns adjacent to each slot in shell (N dots = zone N, Layer 4, ISO 9241-920); (b) braille + raised numeral on zone module face (Layer 3, ISO 17049:2013). All three features must be in shell/module tooling spec before first-cut. Zero BOM cost if specified now. See NP-HW-FPC-001 §11.4.</w:t>
             </w:r>
           </w:p>
         </w:tc>
@@ -2624,7 +2630,13 @@
               <w:rPr>
                 <w:sz w:val="16"/>
               </w:rPr>
-              <w:t>Key geometry drawings for all 5 zone slots: tab/notch dimensions, tolerances (recommend ±0.1 mm on key tab, ±0.15 mm on slot notch for smooth insertion). Written confirmation that no two zone key profiles are interchangeable.</w:t>
+            </w:r>
+            <w:r>
+              <w:rPr>
+                <w:b w:val="0"/>
+                <w:sz w:val="16"/>
+              </w:rPr>
+              <w:t>Key geometry drawings all 5 zones. Shell drawing showing tactile dot positions (N dots per zone). Zone module drawing showing braille cell and raised numeral. Written confirmation no two key profiles are interchangeable.</w:t>
             </w:r>
           </w:p>
         </w:tc>
@@ -3662,6 +3674,74 @@
                 <w:sz w:val="16"/>
               </w:rPr>
               <w:t>OPEN — calculation required</w:t>
+            </w:r>
+          </w:p>
+        </w:tc>
+      </w:tr>
+      <w:tr>
+        <w:tc>
+          <w:tcPr>
+            <w:tcW w:w="864" w:type="dxa"/>
+          </w:tcPr>
+          <w:p>
+            <w:r>
+              <w:rPr>
+                <w:sz w:val="16"/>
+              </w:rPr>
+              <w:t xml:space="preserve">G2-10</w:t>
+            </w:r>
+          </w:p>
+        </w:tc>
+        <w:tc>
+          <w:tcPr>
+            <w:tcW w:w="720" w:type="dxa"/>
+          </w:tcPr>
+          <w:p>
+            <w:r>
+              <w:rPr>
+                <w:sz w:val="16"/>
+              </w:rPr>
+              <w:t xml:space="preserve">G2</w:t>
+            </w:r>
+          </w:p>
+        </w:tc>
+        <w:tc>
+          <w:tcPr>
+            <w:tcW w:w="1944" w:type="dxa"/>
+          </w:tcPr>
+          <w:p>
+            <w:r>
+              <w:rPr>
+                <w:sz w:val="16"/>
+              </w:rPr>
+              <w:t xml:space="preserve">FW + HW EE</w:t>
+            </w:r>
+          </w:p>
+        </w:tc>
+        <w:tc>
+          <w:tcPr>
+            <w:tcW w:w="5760" w:type="dxa"/>
+          </w:tcPr>
+          <w:p>
+            <w:r>
+              <w:rPr>
+                <w:sz w:val="16"/>
+              </w:rPr>
+              <w:t xml:space="preserve">Audio zone ID confirmation via bone conduction — spoken zone name on insert/wrong-module alert (RISK-15 Layer 5)</w:t>
+            </w:r>
+          </w:p>
+        </w:tc>
+        <w:tc>
+          <w:tcPr>
+            <w:tcW w:w="1224" w:type="dxa"/>
+            <w:shd w:val="clear" w:color="auto" w:fill="FFE699"/>
+          </w:tcPr>
+          <w:p>
+            <w:r>
+              <w:rPr>
+                <w:sz w:val="16"/>
+              </w:rPr>
+              <w:t xml:space="preserve">OPEN</w:t>
             </w:r>
           </w:p>
         </w:tc>
@@ -5588,7 +5668,13 @@
               <w:rPr>
                 <w:sz w:val="16"/>
               </w:rPr>
-              <w:t>Mech Eng</w:t>
+            </w:r>
+            <w:r>
+              <w:rPr>
+                <w:b w:val="0"/>
+                <w:sz w:val="16"/>
+              </w:rPr>
+              <w:t>RISK-15 — Unique asymmetric mechanical key geometry for each of 5 zone slots (Layer 1 of 5-layer accessibility system). Key must physically prevent wrong-zone insertion for ALL users including blind. Also in this item: (a) tactile dot patterns adjacent to each slot in shell (N dots = zone N, Layer 4, ISO 9241-920); (b) braille + raised numeral on zone module face (Layer 3, ISO 17049:2013). All three features must be in shell/module tooling spec before first-cut. Zero BOM cost if specified now. See NP-HW-FPC-001 §11.4.</w:t>
             </w:r>
           </w:p>
         </w:tc>
@@ -5602,7 +5688,13 @@
               <w:rPr>
                 <w:sz w:val="16"/>
               </w:rPr>
-              <w:t>Mechanical key geometry all 5 zones (RISK-15)</w:t>
+            </w:r>
+            <w:r>
+              <w:rPr>
+                <w:b w:val="0"/>
+                <w:sz w:val="16"/>
+              </w:rPr>
+              <w:t>Key geometry drawings all 5 zones. Shell drawing showing tactile dot positions (N dots per zone). Zone module drawing showing braille cell and raised numeral. Written confirmation no two key profiles are interchangeable.</w:t>
             </w:r>
           </w:p>
         </w:tc>
@@ -6755,7 +6847,13 @@
               <w:rPr>
                 <w:sz w:val="16"/>
               </w:rPr>
-              <w:t>Initial release. RISK-13 (primary) — LED PWM carrier frequency / EEG coordination. Consolidates all cross-discipline coordination items from RISK-01 through RISK-17 and OI-01 through OI-13 into 3-gate structure. 27 coordination items total.</w:t>
+            </w:r>
+            <w:r>
+              <w:rPr>
+                <w:b w:val="0"/>
+                <w:sz w:val="16"/>
+              </w:rPr>
+              <w:t>Initial release. RISK-13 (primary) — LED PWM carrier frequency / EEG coordination. Consolidates all cross-discipline coordination items from RISK-01 through RISK-17 and OI-01 through OI-13 into 3-gate structure. 27 coordination items total. | Rev A.1 update: G2-02 extended with blind-user accessibility requirements (RISK-15): tactile dots, braille, raised numeral. G2-10 added: audio zone ID firmware.</w:t>
             </w:r>
           </w:p>
         </w:tc>

--- a/docs/neuropulse_eng_coordination_checklist.docx
+++ b/docs/neuropulse_eng_coordination_checklist.docx
@@ -5927,6 +5927,7 @@
           <w:tcPr>
             <w:tcW w:type="dxa" w:w="1224"/>
             <w:shd w:val="clear" w:color="auto" w:fill="FFE699"/>
+            <w:shd w:val="clear" w:color="auto" w:fill="E2EFDA"/>
           </w:tcPr>
           <w:p>
             <w:r>
@@ -5935,7 +5936,13 @@
                 <w:color w:val="604000"/>
                 <w:sz w:val="16"/>
               </w:rPr>
-              <w:t>OPEN</w:t>
+            </w:r>
+            <w:r>
+              <w:rPr>
+                <w:b w:val="0"/>
+                <w:sz w:val="16"/>
+              </w:rPr>
+              <w:t>OPEN — tooling spec; FAI test required</w:t>
             </w:r>
           </w:p>
         </w:tc>

--- a/docs/neuropulse_eng_coordination_checklist.docx
+++ b/docs/neuropulse_eng_coordination_checklist.docx
@@ -2523,7 +2523,13 @@
               <w:rPr>
                 <w:sz w:val="16"/>
               </w:rPr>
-              <w:t>Shell CAD cross-section showing all 5 FPC channels + EEG cable routing simultaneously. Confirmed separation ≥ 10 mm between LED power FPC tails and EEG signal cables at all routing path segments. Hub PCB connector placement confirmed.</w:t>
+            </w:r>
+            <w:r>
+              <w:rPr>
+                <w:b w:val="0"/>
+                <w:sz w:val="16"/>
+              </w:rPr>
+              <w:t>Shell CAD cross-section: all 5 FPC routing paths + EEG cable overlay simultaneously; DRC-16 to DRC-21 all verified. Specific deliverables: (a) ≥ 2 mm inter-FPC gap at all adjacent-pair cross-sections; (b) ≥ 15 mm FPC-to-EEG separation (or barrier design) at all points; (c) 15 anchor boss locations (3 per FPC) with ≥ 5 mm boss radius; (d) Hub PCB connector placement drawing showing all 5 ZIF on same edge; (e) physical first-article motion simulation test (DRC-21).</w:t>
             </w:r>
           </w:p>
         </w:tc>

--- a/docs/neuropulse_eng_coordination_checklist.docx
+++ b/docs/neuropulse_eng_coordination_checklist.docx
@@ -1337,13 +1337,20 @@
           <w:tcPr>
             <w:tcW w:type="dxa" w:w="864"/>
             <w:shd w:val="clear" w:color="auto" w:fill="F5F5F5"/>
-          </w:tcPr>
-          <w:p>
-            <w:r>
-              <w:rPr>
-                <w:sz w:val="16"/>
-              </w:rPr>
-              <w:t>G1</w:t>
+            <w:shd w:val="clear" w:color="auto" w:fill="E2EFDA"/>
+          </w:tcPr>
+          <w:p>
+            <w:r>
+              <w:rPr>
+                <w:sz w:val="16"/>
+              </w:rPr>
+            </w:r>
+            <w:r>
+              <w:rPr>
+                <w:b w:val="0"/>
+                <w:sz w:val="16"/>
+              </w:rPr>
+              <w:t>CLOSED — Option B selected; pin 19 assigned PD2_CATHODE; §8.4 added to NP-HW-FPC-001</w:t>
             </w:r>
           </w:p>
         </w:tc>
@@ -3748,6 +3755,75 @@
                 <w:sz w:val="16"/>
               </w:rPr>
               <w:t xml:space="preserve">OPEN</w:t>
+            </w:r>
+          </w:p>
+        </w:tc>
+      </w:tr>
+      <w:tr>
+        <w:tc>
+          <w:tcPr>
+            <w:tcW w:w="936" w:type="dxa"/>
+          </w:tcPr>
+          <w:p>
+            <w:r>
+              <w:rPr>
+                <w:b/>
+                <w:sz w:val="16"/>
+              </w:rPr>
+              <w:t xml:space="preserve">G2-11</w:t>
+            </w:r>
+          </w:p>
+        </w:tc>
+        <w:tc>
+          <w:tcPr>
+            <w:tcW w:w="792" w:type="dxa"/>
+          </w:tcPr>
+          <w:p>
+            <w:r>
+              <w:rPr>
+                <w:sz w:val="16"/>
+              </w:rPr>
+              <w:t xml:space="preserve">G2</w:t>
+            </w:r>
+          </w:p>
+        </w:tc>
+        <w:tc>
+          <w:tcPr>
+            <w:tcW w:w="5040" w:type="dxa"/>
+          </w:tcPr>
+          <w:p>
+            <w:r>
+              <w:rPr>
+                <w:sz w:val="16"/>
+              </w:rPr>
+              <w:t xml:space="preserve">EEG cable routing path inside shell must be specified and documented in NP-DRV-SHELL-001 §2.4 before tooling release. Required to verify DRC-18 (≥15 mm FPC-to-EEG separation). [BLOCKING — tooling must not be released without this.] Owner: EE + ME joint. Deliverable: §2.4 routing diagram + DRC-18 pass confirmation in CAD. Ref: RISK-21.</w:t>
+            </w:r>
+          </w:p>
+        </w:tc>
+        <w:tc>
+          <w:tcPr>
+            <w:tcW w:w="1296" w:type="dxa"/>
+          </w:tcPr>
+          <w:p>
+            <w:r>
+              <w:rPr>
+                <w:sz w:val="16"/>
+              </w:rPr>
+              <w:t xml:space="preserve">EE + ME</w:t>
+            </w:r>
+          </w:p>
+        </w:tc>
+        <w:tc>
+          <w:tcPr>
+            <w:tcW w:w="1728" w:type="dxa"/>
+            <w:shd w:val="clear" w:color="auto" w:fill="FFF2CC"/>
+          </w:tcPr>
+          <w:p>
+            <w:r>
+              <w:rPr>
+                <w:sz w:val="16"/>
+              </w:rPr>
+              <w:t xml:space="preserve">OPEN — §2.4 in progress (RISK-21)</w:t>
             </w:r>
           </w:p>
         </w:tc>
@@ -5096,6 +5172,7 @@
           <w:tcPr>
             <w:tcW w:type="dxa" w:w="1224"/>
             <w:shd w:val="clear" w:color="auto" w:fill="FFE699"/>
+            <w:shd w:val="clear" w:color="auto" w:fill="E2EFDA"/>
           </w:tcPr>
           <w:p>
             <w:r>
@@ -5104,7 +5181,13 @@
                 <w:color w:val="604000"/>
                 <w:sz w:val="16"/>
               </w:rPr>
-              <w:t>OPEN — design decision</w:t>
+            </w:r>
+            <w:r>
+              <w:rPr>
+                <w:b w:val="0"/>
+                <w:sz w:val="16"/>
+              </w:rPr>
+              <w:t>CLOSED — Option B selected; pin 19 assigned PD2_CATHODE; §8.4 added to NP-HW-FPC-001</w:t>
             </w:r>
           </w:p>
         </w:tc>

--- a/docs/neuropulse_eng_coordination_checklist.docx
+++ b/docs/neuropulse_eng_coordination_checklist.docx
@@ -1383,6 +1383,75 @@
           </w:p>
         </w:tc>
       </w:tr>
+      <w:tr>
+        <w:tc>
+          <w:tcPr>
+            <w:tcW w:w="936" w:type="dxa"/>
+          </w:tcPr>
+          <w:p>
+            <w:r>
+              <w:rPr>
+                <w:b/>
+                <w:sz w:val="16"/>
+              </w:rPr>
+              <w:t xml:space="preserve">G1-07</w:t>
+            </w:r>
+          </w:p>
+        </w:tc>
+        <w:tc>
+          <w:tcPr>
+            <w:tcW w:w="792" w:type="dxa"/>
+          </w:tcPr>
+          <w:p>
+            <w:r>
+              <w:rPr>
+                <w:sz w:val="16"/>
+              </w:rPr>
+              <w:t xml:space="preserve">G1</w:t>
+            </w:r>
+          </w:p>
+        </w:tc>
+        <w:tc>
+          <w:tcPr>
+            <w:tcW w:w="5040" w:type="dxa"/>
+          </w:tcPr>
+          <w:p>
+            <w:r>
+              <w:rPr>
+                <w:sz w:val="16"/>
+              </w:rPr>
+              <w:t xml:space="preserve">ZONE_ID firmware debounce specification: EE to add to firmware requirements document — 3× ADC reads at 100 ms intervals before FAULT assertion on pin 18. Accept: ≥2/3 reads in valid band. FAULT: all 3 reads fail. Audio alert text: 'Zone module contact issue — remove and reinsert'. Ref: RISK-18 mitigation. NP-HW-FPC-001 §11.4.</w:t>
+            </w:r>
+          </w:p>
+        </w:tc>
+        <w:tc>
+          <w:tcPr>
+            <w:tcW w:w="1296" w:type="dxa"/>
+          </w:tcPr>
+          <w:p>
+            <w:r>
+              <w:rPr>
+                <w:sz w:val="16"/>
+              </w:rPr>
+              <w:t xml:space="preserve">EE</w:t>
+            </w:r>
+          </w:p>
+        </w:tc>
+        <w:tc>
+          <w:tcPr>
+            <w:tcW w:w="1728" w:type="dxa"/>
+            <w:shd w:val="clear" w:color="auto" w:fill="E2EFDA"/>
+          </w:tcPr>
+          <w:p>
+            <w:r>
+              <w:rPr>
+                <w:sz w:val="16"/>
+              </w:rPr>
+              <w:t xml:space="preserve">CLOSED — spec in NP-HW-FPC-001 §11.4; firmware req to be written</w:t>
+            </w:r>
+          </w:p>
+        </w:tc>
+      </w:tr>
     </w:tbl>
     <w:p/>
     <w:p>
@@ -5188,6 +5257,75 @@
                 <w:sz w:val="16"/>
               </w:rPr>
               <w:t>CLOSED — Option B selected; pin 19 assigned PD2_CATHODE; §8.4 added to NP-HW-FPC-001</w:t>
+            </w:r>
+          </w:p>
+        </w:tc>
+      </w:tr>
+      <w:tr>
+        <w:tc>
+          <w:tcPr>
+            <w:tcW w:w="936" w:type="dxa"/>
+          </w:tcPr>
+          <w:p>
+            <w:r>
+              <w:rPr>
+                <w:b/>
+                <w:sz w:val="16"/>
+              </w:rPr>
+              <w:t xml:space="preserve">G1-07</w:t>
+            </w:r>
+          </w:p>
+        </w:tc>
+        <w:tc>
+          <w:tcPr>
+            <w:tcW w:w="792" w:type="dxa"/>
+          </w:tcPr>
+          <w:p>
+            <w:r>
+              <w:rPr>
+                <w:sz w:val="16"/>
+              </w:rPr>
+              <w:t xml:space="preserve">G1</w:t>
+            </w:r>
+          </w:p>
+        </w:tc>
+        <w:tc>
+          <w:tcPr>
+            <w:tcW w:w="5040" w:type="dxa"/>
+          </w:tcPr>
+          <w:p>
+            <w:r>
+              <w:rPr>
+                <w:sz w:val="16"/>
+              </w:rPr>
+              <w:t xml:space="preserve">ZONE_ID firmware debounce specification: EE to add to firmware requirements document — 3× ADC reads at 100 ms intervals before FAULT assertion on pin 18. Accept: ≥2/3 reads in valid band. FAULT: all 3 reads fail. Audio alert text: 'Zone module contact issue — remove and reinsert'. Ref: RISK-18 mitigation. NP-HW-FPC-001 §11.4.</w:t>
+            </w:r>
+          </w:p>
+        </w:tc>
+        <w:tc>
+          <w:tcPr>
+            <w:tcW w:w="1296" w:type="dxa"/>
+          </w:tcPr>
+          <w:p>
+            <w:r>
+              <w:rPr>
+                <w:sz w:val="16"/>
+              </w:rPr>
+              <w:t xml:space="preserve">EE</w:t>
+            </w:r>
+          </w:p>
+        </w:tc>
+        <w:tc>
+          <w:tcPr>
+            <w:tcW w:w="1728" w:type="dxa"/>
+            <w:shd w:val="clear" w:color="auto" w:fill="E2EFDA"/>
+          </w:tcPr>
+          <w:p>
+            <w:r>
+              <w:rPr>
+                <w:sz w:val="16"/>
+              </w:rPr>
+              <w:t xml:space="preserve">CLOSED — spec in NP-HW-FPC-001 §11.4; firmware req to be written</w:t>
             </w:r>
           </w:p>
         </w:tc>

--- a/docs/neuropulse_eng_coordination_checklist.docx
+++ b/docs/neuropulse_eng_coordination_checklist.docx
@@ -1394,7 +1394,13 @@
                 <w:b/>
                 <w:sz w:val="16"/>
               </w:rPr>
-              <w:t xml:space="preserve">G1-07</w:t>
+            </w:r>
+            <w:r>
+              <w:rPr>
+                <w:b/>
+                <w:sz w:val="16"/>
+              </w:rPr>
+              <w:t>G1-13</w:t>
             </w:r>
           </w:p>
         </w:tc>
@@ -1448,6 +1454,81 @@
                 <w:sz w:val="16"/>
               </w:rPr>
               <w:t xml:space="preserve">CLOSED — spec in NP-HW-FPC-001 §11.4; firmware req to be written</w:t>
+            </w:r>
+          </w:p>
+        </w:tc>
+      </w:tr>
+      <w:tr>
+        <w:tc>
+          <w:tcPr>
+            <w:tcW w:w="936" w:type="dxa"/>
+          </w:tcPr>
+          <w:p>
+            <w:r>
+              <w:rPr>
+                <w:b/>
+                <w:sz w:val="16"/>
+              </w:rPr>
+            </w:r>
+            <w:r>
+              <w:rPr>
+                <w:b/>
+                <w:sz w:val="16"/>
+              </w:rPr>
+              <w:t>G1-14</w:t>
+            </w:r>
+          </w:p>
+        </w:tc>
+        <w:tc>
+          <w:tcPr>
+            <w:tcW w:w="792" w:type="dxa"/>
+          </w:tcPr>
+          <w:p>
+            <w:r>
+              <w:rPr>
+                <w:sz w:val="16"/>
+              </w:rPr>
+              <w:t xml:space="preserve">G1</w:t>
+            </w:r>
+          </w:p>
+        </w:tc>
+        <w:tc>
+          <w:tcPr>
+            <w:tcW w:w="5040" w:type="dxa"/>
+          </w:tcPr>
+          <w:p>
+            <w:r>
+              <w:rPr>
+                <w:sz w:val="16"/>
+              </w:rPr>
+              <w:t xml:space="preserve">[BLOCKING] PDMS process qualification must pass before zone module tooling is released. Required: NP-FAI-ZM-001 §3e FAI-TC02 (200-cycle IEC 60068-2-14 thermal cycling) and FAI-TC03 (post-cycle peel force ≥ 150 N/m) completed and signed off in NP-QR-PDMS-001. Owner: Manufacturing Eng + HW EE. Supplier (CAT-C) must be selected and process control plan approved before qualification samples can be made. Ref: RISK-04.</w:t>
+            </w:r>
+          </w:p>
+        </w:tc>
+        <w:tc>
+          <w:tcPr>
+            <w:tcW w:w="1296" w:type="dxa"/>
+          </w:tcPr>
+          <w:p>
+            <w:r>
+              <w:rPr>
+                <w:sz w:val="16"/>
+              </w:rPr>
+              <w:t xml:space="preserve">Mfg Eng + HW EE</w:t>
+            </w:r>
+          </w:p>
+        </w:tc>
+        <w:tc>
+          <w:tcPr>
+            <w:tcW w:w="1728" w:type="dxa"/>
+            <w:shd w:val="clear" w:color="auto" w:fill="FFF2CC"/>
+          </w:tcPr>
+          <w:p>
+            <w:r>
+              <w:rPr>
+                <w:sz w:val="16"/>
+              </w:rPr>
+              <w:t xml:space="preserve">OPEN — CAT-C supplier not yet selected</w:t>
             </w:r>
           </w:p>
         </w:tc>
@@ -1707,6 +1788,12 @@
             <w:shd w:val="clear" w:color="auto" w:fill="F5F5F5"/>
           </w:tcPr>
           <w:p>
+            <w:r>
+              <w:rPr>
+                <w:b/>
+                <w:sz w:val="16"/>
+              </w:rPr>
+            </w:r>
             <w:r>
               <w:rPr>
                 <w:b/>
@@ -5264,7 +5351,8 @@
       <w:tr>
         <w:tc>
           <w:tcPr>
-            <w:tcW w:w="936" w:type="dxa"/>
+            <w:tcW w:type="dxa" w:w="864"/>
+            <w:shd w:val="clear" w:color="auto" w:fill="FFFFFF"/>
           </w:tcPr>
           <w:p>
             <w:r>
@@ -5272,60 +5360,65 @@
                 <w:b/>
                 <w:sz w:val="16"/>
               </w:rPr>
-              <w:t xml:space="preserve">G1-07</w:t>
-            </w:r>
-          </w:p>
-        </w:tc>
-        <w:tc>
-          <w:tcPr>
-            <w:tcW w:w="792" w:type="dxa"/>
-          </w:tcPr>
-          <w:p>
-            <w:r>
-              <w:rPr>
-                <w:sz w:val="16"/>
-              </w:rPr>
-              <w:t xml:space="preserve">G1</w:t>
-            </w:r>
-          </w:p>
-        </w:tc>
-        <w:tc>
-          <w:tcPr>
-            <w:tcW w:w="5040" w:type="dxa"/>
-          </w:tcPr>
-          <w:p>
-            <w:r>
-              <w:rPr>
-                <w:sz w:val="16"/>
-              </w:rPr>
-              <w:t xml:space="preserve">ZONE_ID firmware debounce specification: EE to add to firmware requirements document — 3× ADC reads at 100 ms intervals before FAULT assertion on pin 18. Accept: ≥2/3 reads in valid band. FAULT: all 3 reads fail. Audio alert text: 'Zone module contact issue — remove and reinsert'. Ref: RISK-18 mitigation. NP-HW-FPC-001 §11.4.</w:t>
-            </w:r>
-          </w:p>
-        </w:tc>
-        <w:tc>
-          <w:tcPr>
-            <w:tcW w:w="1296" w:type="dxa"/>
-          </w:tcPr>
-          <w:p>
-            <w:r>
-              <w:rPr>
-                <w:sz w:val="16"/>
-              </w:rPr>
-              <w:t xml:space="preserve">EE</w:t>
-            </w:r>
-          </w:p>
-        </w:tc>
-        <w:tc>
-          <w:tcPr>
-            <w:tcW w:w="1728" w:type="dxa"/>
-            <w:shd w:val="clear" w:color="auto" w:fill="E2EFDA"/>
-          </w:tcPr>
-          <w:p>
-            <w:r>
-              <w:rPr>
-                <w:sz w:val="16"/>
-              </w:rPr>
-              <w:t xml:space="preserve">CLOSED — spec in NP-HW-FPC-001 §11.4; firmware req to be written</w:t>
+              <w:t>G1-07</w:t>
+            </w:r>
+          </w:p>
+        </w:tc>
+        <w:tc>
+          <w:tcPr>
+            <w:tcW w:type="dxa" w:w="720"/>
+            <w:shd w:val="clear" w:color="auto" w:fill="FFFFFF"/>
+          </w:tcPr>
+          <w:p>
+            <w:r>
+              <w:rPr>
+                <w:sz w:val="16"/>
+              </w:rPr>
+              <w:t>G1</w:t>
+            </w:r>
+          </w:p>
+        </w:tc>
+        <w:tc>
+          <w:tcPr>
+            <w:tcW w:type="dxa" w:w="1944"/>
+            <w:shd w:val="clear" w:color="auto" w:fill="FFFFFF"/>
+          </w:tcPr>
+          <w:p>
+            <w:r>
+              <w:rPr>
+                <w:sz w:val="16"/>
+              </w:rPr>
+              <w:t>HW EE + Supply Chain</w:t>
+            </w:r>
+          </w:p>
+        </w:tc>
+        <w:tc>
+          <w:tcPr>
+            <w:tcW w:type="dxa" w:w="5760"/>
+            <w:shd w:val="clear" w:color="auto" w:fill="FFFFFF"/>
+          </w:tcPr>
+          <w:p>
+            <w:r>
+              <w:rPr>
+                <w:sz w:val="16"/>
+              </w:rPr>
+              <w:t>LED emitter part numbers confirmed (OI-03)</w:t>
+            </w:r>
+          </w:p>
+        </w:tc>
+        <w:tc>
+          <w:tcPr>
+            <w:tcW w:type="dxa" w:w="1224"/>
+            <w:shd w:val="clear" w:color="auto" w:fill="C00000"/>
+          </w:tcPr>
+          <w:p>
+            <w:r>
+              <w:rPr>
+                <w:b/>
+                <w:color w:val="FFFFFF"/>
+                <w:sz w:val="16"/>
+              </w:rPr>
+              <w:t>BLOCKING</w:t>
             </w:r>
           </w:p>
         </w:tc>
@@ -5334,6 +5427,81 @@
         <w:tc>
           <w:tcPr>
             <w:tcW w:type="dxa" w:w="864"/>
+            <w:shd w:val="clear" w:color="auto" w:fill="F8F8F8"/>
+          </w:tcPr>
+          <w:p>
+            <w:r>
+              <w:rPr>
+                <w:b/>
+                <w:sz w:val="16"/>
+              </w:rPr>
+              <w:t>G1-08</w:t>
+            </w:r>
+          </w:p>
+        </w:tc>
+        <w:tc>
+          <w:tcPr>
+            <w:tcW w:type="dxa" w:w="720"/>
+            <w:shd w:val="clear" w:color="auto" w:fill="F8F8F8"/>
+          </w:tcPr>
+          <w:p>
+            <w:r>
+              <w:rPr>
+                <w:sz w:val="16"/>
+              </w:rPr>
+              <w:t>G1</w:t>
+            </w:r>
+          </w:p>
+        </w:tc>
+        <w:tc>
+          <w:tcPr>
+            <w:tcW w:type="dxa" w:w="1944"/>
+            <w:shd w:val="clear" w:color="auto" w:fill="F8F8F8"/>
+          </w:tcPr>
+          <w:p>
+            <w:r>
+              <w:rPr>
+                <w:sz w:val="16"/>
+              </w:rPr>
+              <w:t>HW EE</w:t>
+            </w:r>
+          </w:p>
+        </w:tc>
+        <w:tc>
+          <w:tcPr>
+            <w:tcW w:type="dxa" w:w="5760"/>
+            <w:shd w:val="clear" w:color="auto" w:fill="F8F8F8"/>
+          </w:tcPr>
+          <w:p>
+            <w:r>
+              <w:rPr>
+                <w:sz w:val="16"/>
+              </w:rPr>
+              <w:t>Hirose FH34S 1,000-cycle rating confirmed from datasheet</w:t>
+            </w:r>
+          </w:p>
+        </w:tc>
+        <w:tc>
+          <w:tcPr>
+            <w:tcW w:type="dxa" w:w="1224"/>
+            <w:shd w:val="clear" w:color="auto" w:fill="FFE699"/>
+          </w:tcPr>
+          <w:p>
+            <w:r>
+              <w:rPr>
+                <w:b w:val="0"/>
+                <w:color w:val="604000"/>
+                <w:sz w:val="16"/>
+              </w:rPr>
+              <w:t>OPEN</w:t>
+            </w:r>
+          </w:p>
+        </w:tc>
+      </w:tr>
+      <w:tr>
+        <w:tc>
+          <w:tcPr>
+            <w:tcW w:type="dxa" w:w="864"/>
             <w:shd w:val="clear" w:color="auto" w:fill="FFFFFF"/>
           </w:tcPr>
           <w:p>
@@ -5342,7 +5510,7 @@
                 <w:b/>
                 <w:sz w:val="16"/>
               </w:rPr>
-              <w:t>G1-07</w:t>
+              <w:t>G1-09</w:t>
             </w:r>
           </w:p>
         </w:tc>
@@ -5384,23 +5552,23 @@
               <w:rPr>
                 <w:sz w:val="16"/>
               </w:rPr>
-              <w:t>LED emitter part numbers confirmed (OI-03)</w:t>
+              <w:t>LED Vf ±0.10 V bin control confirmed by supplier</w:t>
             </w:r>
           </w:p>
         </w:tc>
         <w:tc>
           <w:tcPr>
             <w:tcW w:type="dxa" w:w="1224"/>
-            <w:shd w:val="clear" w:color="auto" w:fill="C00000"/>
-          </w:tcPr>
-          <w:p>
-            <w:r>
-              <w:rPr>
-                <w:b/>
-                <w:color w:val="FFFFFF"/>
-                <w:sz w:val="16"/>
-              </w:rPr>
-              <w:t>BLOCKING</w:t>
+            <w:shd w:val="clear" w:color="auto" w:fill="FFE699"/>
+          </w:tcPr>
+          <w:p>
+            <w:r>
+              <w:rPr>
+                <w:b w:val="0"/>
+                <w:color w:val="604000"/>
+                <w:sz w:val="16"/>
+              </w:rPr>
+              <w:t>OPEN</w:t>
             </w:r>
           </w:p>
         </w:tc>
@@ -5417,7 +5585,7 @@
                 <w:b/>
                 <w:sz w:val="16"/>
               </w:rPr>
-              <w:t>G1-08</w:t>
+              <w:t>G1-10</w:t>
             </w:r>
           </w:p>
         </w:tc>
@@ -5459,7 +5627,7 @@
               <w:rPr>
                 <w:sz w:val="16"/>
               </w:rPr>
-              <w:t>Hirose FH34S 1,000-cycle rating confirmed from datasheet</w:t>
+              <w:t>BOM updated to BCR421W (no BCR421U)</w:t>
             </w:r>
           </w:p>
         </w:tc>
@@ -5492,7 +5660,7 @@
                 <w:b/>
                 <w:sz w:val="16"/>
               </w:rPr>
-              <w:t>G1-09</w:t>
+              <w:t>G1-11</w:t>
             </w:r>
           </w:p>
         </w:tc>
@@ -5520,7 +5688,7 @@
               <w:rPr>
                 <w:sz w:val="16"/>
               </w:rPr>
-              <w:t>HW EE + Supply Chain</w:t>
+              <w:t>HW EE + Optical + Mech</w:t>
             </w:r>
           </w:p>
         </w:tc>
@@ -5534,7 +5702,7 @@
               <w:rPr>
                 <w:sz w:val="16"/>
               </w:rPr>
-              <w:t>LED Vf ±0.10 V bin control confirmed by supplier</w:t>
+              <w:t>Photodiode part, baffle geometry, PD integration decision</w:t>
             </w:r>
           </w:p>
         </w:tc>
@@ -5546,11 +5714,105 @@
           <w:p>
             <w:r>
               <w:rPr>
+                <w:b/>
+                <w:color w:val="604000"/>
+                <w:sz w:val="16"/>
+              </w:rPr>
+              <w:t>OPEN — mould blocking</w:t>
+            </w:r>
+          </w:p>
+        </w:tc>
+      </w:tr>
+      <w:tr>
+        <w:tc>
+          <w:tcPr>
+            <w:tcW w:type="dxa" w:w="864"/>
+            <w:shd w:val="clear" w:color="auto" w:fill="F8F8F8"/>
+          </w:tcPr>
+          <w:p>
+            <w:r>
+              <w:rPr>
+                <w:b/>
+                <w:sz w:val="16"/>
+              </w:rPr>
+              <w:t>G1-12</w:t>
+            </w:r>
+          </w:p>
+        </w:tc>
+        <w:tc>
+          <w:tcPr>
+            <w:tcW w:type="dxa" w:w="720"/>
+            <w:shd w:val="clear" w:color="auto" w:fill="F8F8F8"/>
+          </w:tcPr>
+          <w:p>
+            <w:r>
+              <w:rPr>
+                <w:sz w:val="16"/>
+              </w:rPr>
+              <w:t>G1</w:t>
+            </w:r>
+          </w:p>
+        </w:tc>
+        <w:tc>
+          <w:tcPr>
+            <w:tcW w:type="dxa" w:w="1944"/>
+            <w:shd w:val="clear" w:color="auto" w:fill="F8F8F8"/>
+          </w:tcPr>
+          <w:p>
+            <w:r>
+              <w:rPr>
+                <w:sz w:val="16"/>
+              </w:rPr>
+              <w:t>HW EE + Mfg</w:t>
+            </w:r>
+          </w:p>
+        </w:tc>
+        <w:tc>
+          <w:tcPr>
+            <w:tcW w:type="dxa" w:w="5760"/>
+            <w:shd w:val="clear" w:color="auto" w:fill="F8F8F8"/>
+          </w:tcPr>
+          <w:p>
+            <w:r>
+              <w:rPr>
+                <w:sz w:val="16"/>
+              </w:rPr>
+            </w:r>
+            <w:r>
+              <w:rPr>
+                <w:b w:val="0"/>
+                <w:sz w:val="16"/>
+              </w:rPr>
+              <w:t>PDMS SiO₂ process house confirmed; thermal cycling qual (FAI-TC02) BLOCKING (→ G1-08)</w:t>
+            </w:r>
+          </w:p>
+        </w:tc>
+        <w:tc>
+          <w:tcPr>
+            <w:tcW w:type="dxa" w:w="1224"/>
+            <w:shd w:val="clear" w:color="auto" w:fill="FFE699"/>
+            <w:shd w:val="clear" w:color="auto" w:fill="FFF2CC"/>
+          </w:tcPr>
+          <w:p>
+            <w:r>
+              <w:rPr>
                 <w:b w:val="0"/>
                 <w:color w:val="604000"/>
                 <w:sz w:val="16"/>
               </w:rPr>
-              <w:t>OPEN</w:t>
+            </w:r>
+            <w:r>
+              <w:rPr>
+                <w:b w:val="0"/>
+                <w:sz w:val="16"/>
+              </w:rPr>
+            </w:r>
+            <w:r>
+              <w:rPr>
+                <w:b w:val="0"/>
+                <w:sz w:val="16"/>
+              </w:rPr>
+              <w:t>OPEN — see G1-14 (BLOCKING)</w:t>
             </w:r>
           </w:p>
         </w:tc>
@@ -5558,8 +5820,7 @@
       <w:tr>
         <w:tc>
           <w:tcPr>
-            <w:tcW w:type="dxa" w:w="864"/>
-            <w:shd w:val="clear" w:color="auto" w:fill="F8F8F8"/>
+            <w:tcW w:w="936" w:type="dxa"/>
           </w:tcPr>
           <w:p>
             <w:r>
@@ -5567,65 +5828,60 @@
                 <w:b/>
                 <w:sz w:val="16"/>
               </w:rPr>
-              <w:t>G1-10</w:t>
-            </w:r>
-          </w:p>
-        </w:tc>
-        <w:tc>
-          <w:tcPr>
-            <w:tcW w:type="dxa" w:w="720"/>
-            <w:shd w:val="clear" w:color="auto" w:fill="F8F8F8"/>
-          </w:tcPr>
-          <w:p>
-            <w:r>
-              <w:rPr>
-                <w:sz w:val="16"/>
-              </w:rPr>
-              <w:t>G1</w:t>
-            </w:r>
-          </w:p>
-        </w:tc>
-        <w:tc>
-          <w:tcPr>
-            <w:tcW w:type="dxa" w:w="1944"/>
-            <w:shd w:val="clear" w:color="auto" w:fill="F8F8F8"/>
-          </w:tcPr>
-          <w:p>
-            <w:r>
-              <w:rPr>
-                <w:sz w:val="16"/>
-              </w:rPr>
-              <w:t>HW EE</w:t>
-            </w:r>
-          </w:p>
-        </w:tc>
-        <w:tc>
-          <w:tcPr>
-            <w:tcW w:type="dxa" w:w="5760"/>
-            <w:shd w:val="clear" w:color="auto" w:fill="F8F8F8"/>
-          </w:tcPr>
-          <w:p>
-            <w:r>
-              <w:rPr>
-                <w:sz w:val="16"/>
-              </w:rPr>
-              <w:t>BOM updated to BCR421W (no BCR421U)</w:t>
-            </w:r>
-          </w:p>
-        </w:tc>
-        <w:tc>
-          <w:tcPr>
-            <w:tcW w:type="dxa" w:w="1224"/>
-            <w:shd w:val="clear" w:color="auto" w:fill="FFE699"/>
-          </w:tcPr>
-          <w:p>
-            <w:r>
-              <w:rPr>
-                <w:b w:val="0"/>
-                <w:color w:val="604000"/>
-                <w:sz w:val="16"/>
-              </w:rPr>
-              <w:t>OPEN</w:t>
+              <w:t xml:space="preserve">G1-13</w:t>
+            </w:r>
+          </w:p>
+        </w:tc>
+        <w:tc>
+          <w:tcPr>
+            <w:tcW w:w="792" w:type="dxa"/>
+          </w:tcPr>
+          <w:p>
+            <w:r>
+              <w:rPr>
+                <w:sz w:val="16"/>
+              </w:rPr>
+              <w:t xml:space="preserve">G1</w:t>
+            </w:r>
+          </w:p>
+        </w:tc>
+        <w:tc>
+          <w:tcPr>
+            <w:tcW w:w="1872" w:type="dxa"/>
+          </w:tcPr>
+          <w:p>
+            <w:r>
+              <w:rPr>
+                <w:sz w:val="16"/>
+              </w:rPr>
+              <w:t xml:space="preserve">EE</w:t>
+            </w:r>
+          </w:p>
+        </w:tc>
+        <w:tc>
+          <w:tcPr>
+            <w:tcW w:w="4031" w:type="dxa"/>
+          </w:tcPr>
+          <w:p>
+            <w:r>
+              <w:rPr>
+                <w:sz w:val="16"/>
+              </w:rPr>
+              <w:t xml:space="preserve">ZONE_ID firmware debounce spec (3×ADC / RISK-18)</w:t>
+            </w:r>
+          </w:p>
+        </w:tc>
+        <w:tc>
+          <w:tcPr>
+            <w:tcW w:w="2015" w:type="dxa"/>
+            <w:shd w:val="clear" w:color="auto" w:fill="FFF2CC"/>
+          </w:tcPr>
+          <w:p>
+            <w:r>
+              <w:rPr>
+                <w:sz w:val="16"/>
+              </w:rPr>
+              <w:t xml:space="preserve">OPEN — firmware req to be written</w:t>
             </w:r>
           </w:p>
         </w:tc>
@@ -5633,8 +5889,7 @@
       <w:tr>
         <w:tc>
           <w:tcPr>
-            <w:tcW w:type="dxa" w:w="864"/>
-            <w:shd w:val="clear" w:color="auto" w:fill="FFFFFF"/>
+            <w:tcW w:w="936" w:type="dxa"/>
           </w:tcPr>
           <w:p>
             <w:r>
@@ -5642,140 +5897,60 @@
                 <w:b/>
                 <w:sz w:val="16"/>
               </w:rPr>
-              <w:t>G1-11</w:t>
-            </w:r>
-          </w:p>
-        </w:tc>
-        <w:tc>
-          <w:tcPr>
-            <w:tcW w:type="dxa" w:w="720"/>
-            <w:shd w:val="clear" w:color="auto" w:fill="FFFFFF"/>
-          </w:tcPr>
-          <w:p>
-            <w:r>
-              <w:rPr>
-                <w:sz w:val="16"/>
-              </w:rPr>
-              <w:t>G1</w:t>
-            </w:r>
-          </w:p>
-        </w:tc>
-        <w:tc>
-          <w:tcPr>
-            <w:tcW w:type="dxa" w:w="1944"/>
-            <w:shd w:val="clear" w:color="auto" w:fill="FFFFFF"/>
-          </w:tcPr>
-          <w:p>
-            <w:r>
-              <w:rPr>
-                <w:sz w:val="16"/>
-              </w:rPr>
-              <w:t>HW EE + Optical + Mech</w:t>
-            </w:r>
-          </w:p>
-        </w:tc>
-        <w:tc>
-          <w:tcPr>
-            <w:tcW w:type="dxa" w:w="5760"/>
-            <w:shd w:val="clear" w:color="auto" w:fill="FFFFFF"/>
-          </w:tcPr>
-          <w:p>
-            <w:r>
-              <w:rPr>
-                <w:sz w:val="16"/>
-              </w:rPr>
-              <w:t>Photodiode part, baffle geometry, PD integration decision</w:t>
-            </w:r>
-          </w:p>
-        </w:tc>
-        <w:tc>
-          <w:tcPr>
-            <w:tcW w:type="dxa" w:w="1224"/>
-            <w:shd w:val="clear" w:color="auto" w:fill="FFE699"/>
-          </w:tcPr>
-          <w:p>
-            <w:r>
-              <w:rPr>
-                <w:b/>
-                <w:color w:val="604000"/>
-                <w:sz w:val="16"/>
-              </w:rPr>
-              <w:t>OPEN — mould blocking</w:t>
-            </w:r>
-          </w:p>
-        </w:tc>
-      </w:tr>
-      <w:tr>
-        <w:tc>
-          <w:tcPr>
-            <w:tcW w:type="dxa" w:w="864"/>
-            <w:shd w:val="clear" w:color="auto" w:fill="F8F8F8"/>
-          </w:tcPr>
-          <w:p>
-            <w:r>
-              <w:rPr>
-                <w:b/>
-                <w:sz w:val="16"/>
-              </w:rPr>
-              <w:t>G1-12</w:t>
-            </w:r>
-          </w:p>
-        </w:tc>
-        <w:tc>
-          <w:tcPr>
-            <w:tcW w:type="dxa" w:w="720"/>
-            <w:shd w:val="clear" w:color="auto" w:fill="F8F8F8"/>
-          </w:tcPr>
-          <w:p>
-            <w:r>
-              <w:rPr>
-                <w:sz w:val="16"/>
-              </w:rPr>
-              <w:t>G1</w:t>
-            </w:r>
-          </w:p>
-        </w:tc>
-        <w:tc>
-          <w:tcPr>
-            <w:tcW w:type="dxa" w:w="1944"/>
-            <w:shd w:val="clear" w:color="auto" w:fill="F8F8F8"/>
-          </w:tcPr>
-          <w:p>
-            <w:r>
-              <w:rPr>
-                <w:sz w:val="16"/>
-              </w:rPr>
-              <w:t>HW EE + Mfg</w:t>
-            </w:r>
-          </w:p>
-        </w:tc>
-        <w:tc>
-          <w:tcPr>
-            <w:tcW w:type="dxa" w:w="5760"/>
-            <w:shd w:val="clear" w:color="auto" w:fill="F8F8F8"/>
-          </w:tcPr>
-          <w:p>
-            <w:r>
-              <w:rPr>
-                <w:sz w:val="16"/>
-              </w:rPr>
-              <w:t>SiO₂ sputtering process house confirmed (RISK-04)</w:t>
-            </w:r>
-          </w:p>
-        </w:tc>
-        <w:tc>
-          <w:tcPr>
-            <w:tcW w:type="dxa" w:w="1224"/>
-            <w:shd w:val="clear" w:color="auto" w:fill="FFE699"/>
-          </w:tcPr>
-          <w:p>
-            <w:r>
-              <w:rPr>
-                <w:b w:val="0"/>
-                <w:color w:val="604000"/>
-                <w:sz w:val="16"/>
-              </w:rPr>
-              <w:t>OPEN</w:t>
+              <w:t xml:space="preserve">G1-14</w:t>
+            </w:r>
+          </w:p>
+        </w:tc>
+        <w:tc>
+          <w:tcPr>
+            <w:tcW w:w="792" w:type="dxa"/>
+          </w:tcPr>
+          <w:p>
+            <w:r>
+              <w:rPr>
+                <w:sz w:val="16"/>
+              </w:rPr>
+              <w:t xml:space="preserve">G1</w:t>
+            </w:r>
+          </w:p>
+        </w:tc>
+        <w:tc>
+          <w:tcPr>
+            <w:tcW w:w="1872" w:type="dxa"/>
+          </w:tcPr>
+          <w:p>
+            <w:r>
+              <w:rPr>
+                <w:sz w:val="16"/>
+              </w:rPr>
+              <w:t xml:space="preserve">Mfg Eng + HW EE</w:t>
+            </w:r>
+          </w:p>
+        </w:tc>
+        <w:tc>
+          <w:tcPr>
+            <w:tcW w:w="4031" w:type="dxa"/>
+          </w:tcPr>
+          <w:p>
+            <w:r>
+              <w:rPr>
+                <w:sz w:val="16"/>
+              </w:rPr>
+              <w:t xml:space="preserve">PDMS thermal cycling qual (FAI-TC02) BLOCKING before production</w:t>
+            </w:r>
+          </w:p>
+        </w:tc>
+        <w:tc>
+          <w:tcPr>
+            <w:tcW w:w="2015" w:type="dxa"/>
+            <w:shd w:val="clear" w:color="auto" w:fill="FFF2CC"/>
+          </w:tcPr>
+          <w:p>
+            <w:r>
+              <w:rPr>
+                <w:sz w:val="16"/>
+              </w:rPr>
+              <w:t xml:space="preserve">OPEN — CAT-C supplier not yet selected</w:t>
             </w:r>
           </w:p>
         </w:tc>
@@ -6477,6 +6652,144 @@
       <w:tr>
         <w:tc>
           <w:tcPr>
+            <w:tcW w:w="936" w:type="dxa"/>
+          </w:tcPr>
+          <w:p>
+            <w:r>
+              <w:rPr>
+                <w:b/>
+                <w:sz w:val="16"/>
+              </w:rPr>
+              <w:t xml:space="preserve">G2-10</w:t>
+            </w:r>
+          </w:p>
+        </w:tc>
+        <w:tc>
+          <w:tcPr>
+            <w:tcW w:w="792" w:type="dxa"/>
+          </w:tcPr>
+          <w:p>
+            <w:r>
+              <w:rPr>
+                <w:sz w:val="16"/>
+              </w:rPr>
+              <w:t xml:space="preserve">G2</w:t>
+            </w:r>
+          </w:p>
+        </w:tc>
+        <w:tc>
+          <w:tcPr>
+            <w:tcW w:w="1872" w:type="dxa"/>
+          </w:tcPr>
+          <w:p>
+            <w:r>
+              <w:rPr>
+                <w:sz w:val="16"/>
+              </w:rPr>
+              <w:t xml:space="preserve">FW + HW EE</w:t>
+            </w:r>
+          </w:p>
+        </w:tc>
+        <w:tc>
+          <w:tcPr>
+            <w:tcW w:w="4031" w:type="dxa"/>
+          </w:tcPr>
+          <w:p>
+            <w:r>
+              <w:rPr>
+                <w:sz w:val="16"/>
+              </w:rPr>
+              <w:t xml:space="preserve">Audio zone ID firmware — bone conduction zone name on insertion</w:t>
+            </w:r>
+          </w:p>
+        </w:tc>
+        <w:tc>
+          <w:tcPr>
+            <w:tcW w:w="2015" w:type="dxa"/>
+            <w:shd w:val="clear" w:color="auto" w:fill="FFF2CC"/>
+          </w:tcPr>
+          <w:p>
+            <w:r>
+              <w:rPr>
+                <w:sz w:val="16"/>
+              </w:rPr>
+              <w:t xml:space="preserve">OPEN</w:t>
+            </w:r>
+          </w:p>
+        </w:tc>
+      </w:tr>
+      <w:tr>
+        <w:tc>
+          <w:tcPr>
+            <w:tcW w:w="936" w:type="dxa"/>
+          </w:tcPr>
+          <w:p>
+            <w:r>
+              <w:rPr>
+                <w:b/>
+                <w:sz w:val="16"/>
+              </w:rPr>
+              <w:t xml:space="preserve">G2-11</w:t>
+            </w:r>
+          </w:p>
+        </w:tc>
+        <w:tc>
+          <w:tcPr>
+            <w:tcW w:w="792" w:type="dxa"/>
+          </w:tcPr>
+          <w:p>
+            <w:r>
+              <w:rPr>
+                <w:sz w:val="16"/>
+              </w:rPr>
+              <w:t xml:space="preserve">G2</w:t>
+            </w:r>
+          </w:p>
+        </w:tc>
+        <w:tc>
+          <w:tcPr>
+            <w:tcW w:w="1872" w:type="dxa"/>
+          </w:tcPr>
+          <w:p>
+            <w:r>
+              <w:rPr>
+                <w:sz w:val="16"/>
+              </w:rPr>
+              <w:t xml:space="preserve">EE + ME</w:t>
+            </w:r>
+          </w:p>
+        </w:tc>
+        <w:tc>
+          <w:tcPr>
+            <w:tcW w:w="4031" w:type="dxa"/>
+          </w:tcPr>
+          <w:p>
+            <w:r>
+              <w:rPr>
+                <w:sz w:val="16"/>
+              </w:rPr>
+              <w:t xml:space="preserve">EEG cable routing spec §2.4 in NP-DRV-SHELL-001; DRC-18 verified</w:t>
+            </w:r>
+          </w:p>
+        </w:tc>
+        <w:tc>
+          <w:tcPr>
+            <w:tcW w:w="2015" w:type="dxa"/>
+            <w:shd w:val="clear" w:color="auto" w:fill="FFF2CC"/>
+          </w:tcPr>
+          <w:p>
+            <w:r>
+              <w:rPr>
+                <w:sz w:val="16"/>
+              </w:rPr>
+              <w:t xml:space="preserve">OPEN — §2.4 in progress (RISK-21)</w:t>
+            </w:r>
+          </w:p>
+        </w:tc>
+      </w:tr>
+      <w:tr>
+        <w:tc>
+          <w:tcPr>
             <w:tcW w:type="dxa" w:w="864"/>
             <w:shd w:val="clear" w:color="auto" w:fill="F8F8F8"/>
           </w:tcPr>
@@ -6528,7 +6841,13 @@
               <w:rPr>
                 <w:sz w:val="16"/>
               </w:rPr>
-              <w:t>PDMS thermal cycling qualification 200 cycles</w:t>
+            </w:r>
+            <w:r>
+              <w:rPr>
+                <w:b w:val="0"/>
+                <w:sz w:val="16"/>
+              </w:rPr>
+              <w:t>PDMS thermal cycling qualification 200 cycles — FAI-TC02 (BLOCKING at G1-08)</w:t>
             </w:r>
           </w:p>
         </w:tc>
@@ -6536,6 +6855,7 @@
           <w:tcPr>
             <w:tcW w:type="dxa" w:w="1224"/>
             <w:shd w:val="clear" w:color="auto" w:fill="FFE699"/>
+            <w:shd w:val="clear" w:color="auto" w:fill="FFF2CC"/>
           </w:tcPr>
           <w:p>
             <w:r>
@@ -6544,7 +6864,13 @@
                 <w:color w:val="604000"/>
                 <w:sz w:val="16"/>
               </w:rPr>
-              <w:t>OPEN</w:t>
+            </w:r>
+            <w:r>
+              <w:rPr>
+                <w:b w:val="0"/>
+                <w:sz w:val="16"/>
+              </w:rPr>
+              <w:t>OPEN — blocked on G1-08 (CAT-C supplier selection)</w:t>
             </w:r>
           </w:p>
         </w:tc>

--- a/docs/neuropulse_eng_coordination_checklist.docx
+++ b/docs/neuropulse_eng_coordination_checklist.docx
@@ -3984,6 +3984,75 @@
           </w:p>
         </w:tc>
       </w:tr>
+      <w:tr>
+        <w:tc>
+          <w:tcPr>
+            <w:tcW w:w="936" w:type="dxa"/>
+          </w:tcPr>
+          <w:p>
+            <w:r>
+              <w:rPr>
+                <w:sz w:val="16"/>
+                <w:b/>
+              </w:rPr>
+              <w:t xml:space="preserve">G2-12</w:t>
+            </w:r>
+          </w:p>
+        </w:tc>
+        <w:tc>
+          <w:tcPr>
+            <w:tcW w:w="792" w:type="dxa"/>
+          </w:tcPr>
+          <w:p>
+            <w:r>
+              <w:rPr>
+                <w:sz w:val="16"/>
+              </w:rPr>
+              <w:t xml:space="preserve">G2</w:t>
+            </w:r>
+          </w:p>
+        </w:tc>
+        <w:tc>
+          <w:tcPr>
+            <w:tcW w:w="1872" w:type="dxa"/>
+          </w:tcPr>
+          <w:p>
+            <w:r>
+              <w:rPr>
+                <w:sz w:val="16"/>
+              </w:rPr>
+              <w:t xml:space="preserve">FW + HW EE</w:t>
+            </w:r>
+          </w:p>
+        </w:tc>
+        <w:tc>
+          <w:tcPr>
+            <w:tcW w:w="4031" w:type="dxa"/>
+          </w:tcPr>
+          <w:p>
+            <w:r>
+              <w:rPr>
+                <w:sz w:val="16"/>
+              </w:rPr>
+              <w:t xml:space="preserve">HRV biofeedback firmware spec — coherence algo, taVNS timing, dual EEG+HRV display</w:t>
+            </w:r>
+          </w:p>
+        </w:tc>
+        <w:tc>
+          <w:tcPr>
+            <w:tcW w:w="2015" w:type="dxa"/>
+            <w:shd w:val="clear" w:color="auto" w:fill="FFF2CC"/>
+          </w:tcPr>
+          <w:p>
+            <w:r>
+              <w:rPr>
+                <w:sz w:val="16"/>
+              </w:rPr>
+              <w:t xml:space="preserve">OPEN — spec to be written (FAI-H01–H04)</w:t>
+            </w:r>
+          </w:p>
+        </w:tc>
+      </w:tr>
     </w:tbl>
     <w:p/>
     <w:p>
@@ -6783,6 +6852,75 @@
                 <w:sz w:val="16"/>
               </w:rPr>
               <w:t xml:space="preserve">OPEN — §2.4 in progress (RISK-21)</w:t>
+            </w:r>
+          </w:p>
+        </w:tc>
+      </w:tr>
+      <w:tr>
+        <w:tc>
+          <w:tcPr>
+            <w:tcW w:w="936" w:type="dxa"/>
+          </w:tcPr>
+          <w:p>
+            <w:r>
+              <w:rPr>
+                <w:sz w:val="16"/>
+                <w:b/>
+              </w:rPr>
+              <w:t xml:space="preserve">G2-12</w:t>
+            </w:r>
+          </w:p>
+        </w:tc>
+        <w:tc>
+          <w:tcPr>
+            <w:tcW w:w="792" w:type="dxa"/>
+          </w:tcPr>
+          <w:p>
+            <w:r>
+              <w:rPr>
+                <w:sz w:val="16"/>
+              </w:rPr>
+              <w:t xml:space="preserve">G2</w:t>
+            </w:r>
+          </w:p>
+        </w:tc>
+        <w:tc>
+          <w:tcPr>
+            <w:tcW w:w="1872" w:type="dxa"/>
+          </w:tcPr>
+          <w:p>
+            <w:r>
+              <w:rPr>
+                <w:sz w:val="16"/>
+              </w:rPr>
+              <w:t xml:space="preserve">FW + HW EE</w:t>
+            </w:r>
+          </w:p>
+        </w:tc>
+        <w:tc>
+          <w:tcPr>
+            <w:tcW w:w="4031" w:type="dxa"/>
+          </w:tcPr>
+          <w:p>
+            <w:r>
+              <w:rPr>
+                <w:sz w:val="16"/>
+              </w:rPr>
+              <w:t xml:space="preserve">HRV biofeedback firmware spec — coherence algo, taVNS timing, dual EEG+HRV display</w:t>
+            </w:r>
+          </w:p>
+        </w:tc>
+        <w:tc>
+          <w:tcPr>
+            <w:tcW w:w="2015" w:type="dxa"/>
+            <w:shd w:val="clear" w:color="auto" w:fill="FFF2CC"/>
+          </w:tcPr>
+          <w:p>
+            <w:r>
+              <w:rPr>
+                <w:sz w:val="16"/>
+              </w:rPr>
+              <w:t xml:space="preserve">OPEN — spec to be written (FAI-H01–H04)</w:t>
             </w:r>
           </w:p>
         </w:tc>

--- a/docs/neuropulse_eng_coordination_checklist.docx
+++ b/docs/neuropulse_eng_coordination_checklist.docx
@@ -4839,6 +4839,144 @@
           </w:p>
         </w:tc>
       </w:tr>
+      <w:tr>
+        <w:tc>
+          <w:tcPr>
+            <w:tcW w:w="936" w:type="dxa"/>
+          </w:tcPr>
+          <w:p>
+            <w:r>
+              <w:rPr>
+                <w:b/>
+                <w:sz w:val="16"/>
+              </w:rPr>
+              <w:t xml:space="preserve">G3-07</w:t>
+            </w:r>
+          </w:p>
+        </w:tc>
+        <w:tc>
+          <w:tcPr>
+            <w:tcW w:w="792" w:type="dxa"/>
+          </w:tcPr>
+          <w:p>
+            <w:r>
+              <w:rPr>
+                <w:sz w:val="16"/>
+              </w:rPr>
+              <w:t xml:space="preserve">G3</w:t>
+            </w:r>
+          </w:p>
+        </w:tc>
+        <w:tc>
+          <w:tcPr>
+            <w:tcW w:w="1872" w:type="dxa"/>
+          </w:tcPr>
+          <w:p>
+            <w:r>
+              <w:rPr>
+                <w:sz w:val="16"/>
+              </w:rPr>
+              <w:t xml:space="preserve">EE + FW</w:t>
+            </w:r>
+          </w:p>
+        </w:tc>
+        <w:tc>
+          <w:tcPr>
+            <w:tcW w:w="4031" w:type="dxa"/>
+          </w:tcPr>
+          <w:p>
+            <w:r>
+              <w:rPr>
+                <w:sz w:val="16"/>
+              </w:rPr>
+              <w:t xml:space="preserve">sLORETA-guided HD-tDCS T2 specification: (1) T2 qEEG electrode dual-rated spec (Ag/AgCl 3.5mm, simultaneous EEG+stimulation); (2) sLORETA-to-10-20 mapping algorithm validated (FAI-HD01); (3) 4×1 montage current distribution verified (FAI-HD02–HD03); (4) simultaneous EEG+tDCS signal quality (FAI-HD04).</w:t>
+            </w:r>
+          </w:p>
+        </w:tc>
+        <w:tc>
+          <w:tcPr>
+            <w:tcW w:w="2015" w:type="dxa"/>
+            <w:shd w:val="clear" w:color="auto" w:fill="FFF2CC"/>
+          </w:tcPr>
+          <w:p>
+            <w:r>
+              <w:rPr>
+                <w:sz w:val="16"/>
+              </w:rPr>
+              <w:t xml:space="preserve">OPEN — T2 hardware specification</w:t>
+            </w:r>
+          </w:p>
+        </w:tc>
+      </w:tr>
+      <w:tr>
+        <w:tc>
+          <w:tcPr>
+            <w:tcW w:w="936" w:type="dxa"/>
+          </w:tcPr>
+          <w:p>
+            <w:r>
+              <w:rPr>
+                <w:b/>
+                <w:sz w:val="16"/>
+              </w:rPr>
+              <w:t xml:space="preserve">G3-08</w:t>
+            </w:r>
+          </w:p>
+        </w:tc>
+        <w:tc>
+          <w:tcPr>
+            <w:tcW w:w="792" w:type="dxa"/>
+          </w:tcPr>
+          <w:p>
+            <w:r>
+              <w:rPr>
+                <w:sz w:val="16"/>
+              </w:rPr>
+              <w:t xml:space="preserve">G3</w:t>
+            </w:r>
+          </w:p>
+        </w:tc>
+        <w:tc>
+          <w:tcPr>
+            <w:tcW w:w="1872" w:type="dxa"/>
+          </w:tcPr>
+          <w:p>
+            <w:r>
+              <w:rPr>
+                <w:sz w:val="16"/>
+              </w:rPr>
+              <w:t xml:space="preserve">EE + ME + Regulatory</w:t>
+            </w:r>
+          </w:p>
+        </w:tc>
+        <w:tc>
+          <w:tcPr>
+            <w:tcW w:w="4031" w:type="dxa"/>
+          </w:tcPr>
+          <w:p>
+            <w:r>
+              <w:rPr>
+                <w:sz w:val="16"/>
+              </w:rPr>
+              <w:t xml:space="preserve">Cervical VNS T2 accessory specification: (1) electrode placement guide in IFU (FAI-CV01); (2) cardiac safety interlock bench verified (FAI-CV02); (3) tolerability study complete (FAI-CV03); (4) 510(k) pre-submission strategy aligned with FDA (predicate: electroCore K163334 + K173323).</w:t>
+            </w:r>
+          </w:p>
+        </w:tc>
+        <w:tc>
+          <w:tcPr>
+            <w:tcW w:w="2015" w:type="dxa"/>
+            <w:shd w:val="clear" w:color="auto" w:fill="FFF2CC"/>
+          </w:tcPr>
+          <w:p>
+            <w:r>
+              <w:rPr>
+                <w:sz w:val="16"/>
+              </w:rPr>
+              <w:t xml:space="preserve">OPEN — T2 accessory specification</w:t>
+            </w:r>
+          </w:p>
+        </w:tc>
+      </w:tr>
     </w:tbl>
     <w:p/>
     <w:p>
@@ -7384,6 +7522,144 @@
                 <w:sz w:val="16"/>
               </w:rPr>
               <w:t>OPEN</w:t>
+            </w:r>
+          </w:p>
+        </w:tc>
+      </w:tr>
+      <w:tr>
+        <w:tc>
+          <w:tcPr>
+            <w:tcW w:w="936" w:type="dxa"/>
+          </w:tcPr>
+          <w:p>
+            <w:r>
+              <w:rPr>
+                <w:b/>
+                <w:sz w:val="16"/>
+              </w:rPr>
+              <w:t xml:space="preserve">G3-07</w:t>
+            </w:r>
+          </w:p>
+        </w:tc>
+        <w:tc>
+          <w:tcPr>
+            <w:tcW w:w="792" w:type="dxa"/>
+          </w:tcPr>
+          <w:p>
+            <w:r>
+              <w:rPr>
+                <w:sz w:val="16"/>
+              </w:rPr>
+              <w:t xml:space="preserve">G3</w:t>
+            </w:r>
+          </w:p>
+        </w:tc>
+        <w:tc>
+          <w:tcPr>
+            <w:tcW w:w="1872" w:type="dxa"/>
+          </w:tcPr>
+          <w:p>
+            <w:r>
+              <w:rPr>
+                <w:sz w:val="16"/>
+              </w:rPr>
+              <w:t xml:space="preserve">EE + FW</w:t>
+            </w:r>
+          </w:p>
+        </w:tc>
+        <w:tc>
+          <w:tcPr>
+            <w:tcW w:w="4031" w:type="dxa"/>
+          </w:tcPr>
+          <w:p>
+            <w:r>
+              <w:rPr>
+                <w:sz w:val="16"/>
+              </w:rPr>
+              <w:t xml:space="preserve">sLORETA-guided HD-tDCS T2 specification: (1) T2 qEEG electrode dual-rated spec (Ag/AgCl 3.5mm, simultaneous EEG+stimulation); (2) sLORETA-to-10-20 mapping algorithm validated (FAI-HD01); (3) 4×1 montage current distribution verified (FAI-HD02–HD03); (4) simultaneous EEG+tDCS signal quality (FAI-HD04).</w:t>
+            </w:r>
+          </w:p>
+        </w:tc>
+        <w:tc>
+          <w:tcPr>
+            <w:tcW w:w="2015" w:type="dxa"/>
+            <w:shd w:val="clear" w:color="auto" w:fill="FFF2CC"/>
+          </w:tcPr>
+          <w:p>
+            <w:r>
+              <w:rPr>
+                <w:sz w:val="16"/>
+              </w:rPr>
+              <w:t xml:space="preserve">OPEN — T2 hardware specification</w:t>
+            </w:r>
+          </w:p>
+        </w:tc>
+      </w:tr>
+      <w:tr>
+        <w:tc>
+          <w:tcPr>
+            <w:tcW w:w="936" w:type="dxa"/>
+          </w:tcPr>
+          <w:p>
+            <w:r>
+              <w:rPr>
+                <w:b/>
+                <w:sz w:val="16"/>
+              </w:rPr>
+              <w:t xml:space="preserve">G3-08</w:t>
+            </w:r>
+          </w:p>
+        </w:tc>
+        <w:tc>
+          <w:tcPr>
+            <w:tcW w:w="792" w:type="dxa"/>
+          </w:tcPr>
+          <w:p>
+            <w:r>
+              <w:rPr>
+                <w:sz w:val="16"/>
+              </w:rPr>
+              <w:t xml:space="preserve">G3</w:t>
+            </w:r>
+          </w:p>
+        </w:tc>
+        <w:tc>
+          <w:tcPr>
+            <w:tcW w:w="1872" w:type="dxa"/>
+          </w:tcPr>
+          <w:p>
+            <w:r>
+              <w:rPr>
+                <w:sz w:val="16"/>
+              </w:rPr>
+              <w:t xml:space="preserve">EE + ME + Regulatory</w:t>
+            </w:r>
+          </w:p>
+        </w:tc>
+        <w:tc>
+          <w:tcPr>
+            <w:tcW w:w="4031" w:type="dxa"/>
+          </w:tcPr>
+          <w:p>
+            <w:r>
+              <w:rPr>
+                <w:sz w:val="16"/>
+              </w:rPr>
+              <w:t xml:space="preserve">Cervical VNS T2 accessory specification: (1) electrode placement guide in IFU (FAI-CV01); (2) cardiac safety interlock bench verified (FAI-CV02); (3) tolerability study complete (FAI-CV03); (4) 510(k) pre-submission strategy aligned with FDA (predicate: electroCore K163334 + K173323).</w:t>
+            </w:r>
+          </w:p>
+        </w:tc>
+        <w:tc>
+          <w:tcPr>
+            <w:tcW w:w="2015" w:type="dxa"/>
+            <w:shd w:val="clear" w:color="auto" w:fill="FFF2CC"/>
+          </w:tcPr>
+          <w:p>
+            <w:r>
+              <w:rPr>
+                <w:sz w:val="16"/>
+              </w:rPr>
+              <w:t xml:space="preserve">OPEN — T2 accessory specification</w:t>
             </w:r>
           </w:p>
         </w:tc>

--- a/docs/neuropulse_eng_coordination_checklist.docx
+++ b/docs/neuropulse_eng_coordination_checklist.docx
@@ -6158,6 +6158,75 @@
                 <w:sz w:val="16"/>
               </w:rPr>
               <w:t xml:space="preserve">OPEN — CAT-C supplier not yet selected</w:t>
+            </w:r>
+          </w:p>
+        </w:tc>
+      </w:tr>
+      <w:tr>
+        <w:tc>
+          <w:tcPr>
+            <w:tcW w:w="792" w:type="dxa"/>
+          </w:tcPr>
+          <w:p>
+            <w:r>
+              <w:rPr>
+                <w:b/>
+                <w:sz w:val="16"/>
+              </w:rPr>
+              <w:t xml:space="preserve">G1-15</w:t>
+            </w:r>
+          </w:p>
+        </w:tc>
+        <w:tc>
+          <w:tcPr>
+            <w:tcW w:w="576" w:type="dxa"/>
+          </w:tcPr>
+          <w:p>
+            <w:r>
+              <w:rPr>
+                <w:sz w:val="16"/>
+              </w:rPr>
+              <w:t xml:space="preserve">G1</w:t>
+            </w:r>
+          </w:p>
+        </w:tc>
+        <w:tc>
+          <w:tcPr>
+            <w:tcW w:w="1296" w:type="dxa"/>
+          </w:tcPr>
+          <w:p>
+            <w:r>
+              <w:rPr>
+                <w:sz w:val="16"/>
+              </w:rPr>
+              <w:t xml:space="preserve">HW EE</w:t>
+            </w:r>
+          </w:p>
+        </w:tc>
+        <w:tc>
+          <w:tcPr>
+            <w:tcW w:w="6480" w:type="dxa"/>
+          </w:tcPr>
+          <w:p>
+            <w:r>
+              <w:rPr>
+                <w:sz w:val="16"/>
+              </w:rPr>
+              <w:t xml:space="preserve">FPC layout freeze + PD2 aperture position (Issue #10): NP-HW-FPC-001 Rev D released with PD2 at X = 33.0 mm, Y = 39.0 mm. F-04 in NP-TOOL-ZM-001 updated. OI-3 closed. Enables mould design review (NP-TOOL-ZM-001 §5). DRC-18 CAD verification to follow at G2 (G2-11).</w:t>
+            </w:r>
+          </w:p>
+        </w:tc>
+        <w:tc>
+          <w:tcPr>
+            <w:tcW w:w="1584" w:type="dxa"/>
+            <w:shd w:val="clear" w:color="auto" w:fill="E2EFDA"/>
+          </w:tcPr>
+          <w:p>
+            <w:r>
+              <w:rPr>
+                <w:sz w:val="16"/>
+              </w:rPr>
+              <w:t xml:space="preserve">CLOSED — 2026-05-09</w:t>
             </w:r>
           </w:p>
         </w:tc>

--- a/docs/neuropulse_eng_coordination_checklist.docx
+++ b/docs/neuropulse_eng_coordination_checklist.docx
@@ -1450,10 +1450,7 @@
           </w:tcPr>
           <w:p>
             <w:r>
-              <w:rPr>
-                <w:sz w:val="16"/>
-              </w:rPr>
-              <w:t xml:space="preserve">CLOSED — spec in NP-HW-FPC-001 §11.4; firmware req to be written</w:t>
+              <w:t>CLOSED — NP-FW-REQ-001 Rev A §3 (ZONE_ID debounce algorithm FW-DBC-01–08, ADC spec FW-ADC-01–05, FAULT state, audio alerts FW-AUD-01–02). 2026-05-10</w:t>
             </w:r>
           </w:p>
         </w:tc>
@@ -6085,10 +6082,7 @@
           </w:tcPr>
           <w:p>
             <w:r>
-              <w:rPr>
-                <w:sz w:val="16"/>
-              </w:rPr>
-              <w:t xml:space="preserve">OPEN — firmware req to be written</w:t>
+              <w:t>CLOSED — NP-FW-REQ-001 Rev A</w:t>
             </w:r>
           </w:p>
         </w:tc>
@@ -7740,10 +7734,7 @@
         <w:spacing w:after="160"/>
       </w:pPr>
       <w:r>
-        <w:rPr>
-          <w:sz w:val="20"/>
-        </w:rPr>
-        <w:t>Status at 2026-05-06: 2 BLOCKING items (G1-01 regulatory opinion, G1-07 LED part numbers). All other items OPEN. Gate G1 cannot be declared open until BLOCKING items are resolved. No layout, tooling, or production work may begin until BLOCKING items are closed.</w:t>
+        <w:t>Status at 2026-05-10: 2 BLOCKING items (G1-01 regulatory opinion, G1-07 LED part numbers). G1-13 CLOSED (NP-FW-REQ-001 Rev A). G1-15 CLOSED (FPC layout freeze). All other items OPEN. Gate G1 cannot be declared open until BLOCKING items are resolved. No layout, tooling, or production work may begin until BLOCKING items are closed.</w:t>
       </w:r>
     </w:p>
     <w:p>

--- a/docs/neuropulse_eng_coordination_checklist.docx
+++ b/docs/neuropulse_eng_coordination_checklist.docx
@@ -3976,7 +3976,7 @@
               <w:rPr>
                 <w:sz w:val="16"/>
               </w:rPr>
-              <w:t xml:space="preserve">OPEN — §2.4 in progress (RISK-21)</w:t>
+              <w:t>CLOSED — NP-DRV-SHELL-001 Rev B §2.4.5 (2026-05-10). EEG cable routing path locked; OI-09 closed; DRC-22 and DRC-23 CLOSED. 8×5mm main trunk + 6×4mm branch channels specified in shell CAD; spec handed to tooling supplier. DRC-18 verified (18–22mm separation).</w:t>
             </w:r>
           </w:p>
         </w:tc>
@@ -7052,7 +7052,7 @@
               <w:rPr>
                 <w:sz w:val="16"/>
               </w:rPr>
-              <w:t xml:space="preserve">OPEN — §2.4 in progress (RISK-21)</w:t>
+              <w:t>CLOSED — NP-DRV-SHELL-001 Rev B §2.4.5 (2026-05-10). EEG cable routing path locked; OI-09 closed; DRC-22 and DRC-23 CLOSED. 8×5mm main trunk + 6×4mm branch channels specified in shell CAD; spec handed to tooling supplier. DRC-18 verified (18–22mm separation).</w:t>
             </w:r>
           </w:p>
         </w:tc>
@@ -7734,7 +7734,7 @@
         <w:spacing w:after="160"/>
       </w:pPr>
       <w:r>
-        <w:t>Status at 2026-05-10: 2 BLOCKING items (G1-01 regulatory opinion, G1-07 LED part numbers). G1-13 CLOSED (NP-FW-REQ-001 Rev A). G1-15 CLOSED (FPC layout freeze). All other items OPEN. Gate G1 cannot be declared open until BLOCKING items are resolved. No layout, tooling, or production work may begin until BLOCKING items are closed.</w:t>
+        <w:t>Status at 2026-05-10: 2 BLOCKING items (G1-01 regulatory opinion, G1-07 LED part numbers). G1-13 CLOSED (NP-FW-REQ-001 Rev A). G1-15 CLOSED (FPC layout freeze). G2-11 CLOSED (NP-DRV-SHELL-001 Rev B, EEG cable routing locked). All other items OPEN. Gate G1 cannot be declared open until BLOCKING items are resolved. No layout, tooling, or production work may begin until BLOCKING items are closed.</w:t>
       </w:r>
     </w:p>
     <w:p>
@@ -7888,6 +7888,71 @@
                 <w:sz w:val="16"/>
               </w:rPr>
               <w:t>Initial release. RISK-13 (primary) — LED PWM carrier frequency / EEG coordination. Consolidates all cross-discipline coordination items from RISK-01 through RISK-17 and OI-01 through OI-13 into 3-gate structure. 27 coordination items total. | Rev A.1 update: G2-02 extended with blind-user accessibility requirements (RISK-15): tactile dots, braille, raised numeral. G2-10 added: audio zone ID firmware.</w:t>
+            </w:r>
+          </w:p>
+        </w:tc>
+      </w:tr>
+      <w:tr>
+        <w:tc>
+          <w:tcPr>
+            <w:tcW w:type="dxa" w:w="576"/>
+            <w:shd w:val="clear" w:color="auto" w:fill="F5F5F5"/>
+          </w:tcPr>
+          <w:p>
+            <w:r>
+              <w:rPr>
+                <w:sz w:val="16"/>
+              </w:rPr>
+              <w:t xml:space="preserve">A.2</w:t>
+            </w:r>
+          </w:p>
+        </w:tc>
+        <w:tc>
+          <w:tcPr>
+            <w:tcW w:type="dxa" w:w="1296"/>
+            <w:shd w:val="clear" w:color="auto" w:fill="F5F5F5"/>
+          </w:tcPr>
+          <w:p>
+            <w:r>
+              <w:rPr>
+                <w:sz w:val="16"/>
+              </w:rPr>
+              <w:t xml:space="preserve">2026-05-10</w:t>
+            </w:r>
+          </w:p>
+        </w:tc>
+        <w:tc>
+          <w:tcPr>
+            <w:tcW w:type="dxa" w:w="2160"/>
+            <w:shd w:val="clear" w:color="auto" w:fill="F5F5F5"/>
+          </w:tcPr>
+          <w:p>
+            <w:r>
+              <w:rPr>
+                <w:sz w:val="16"/>
+              </w:rPr>
+              <w:t xml:space="preserve">NeuroPulse Engineering</w:t>
+            </w:r>
+          </w:p>
+        </w:tc>
+        <w:tc>
+          <w:tcPr>
+            <w:tcW w:type="dxa" w:w="5760"/>
+            <w:shd w:val="clear" w:color="auto" w:fill="F5F5F5"/>
+          </w:tcPr>
+          <w:p>
+            <w:r>
+              <w:rPr>
+                <w:sz w:val="16"/>
+              </w:rPr>
+              <w:t xml:space="preserve">G2-11 CLOSED — EEG cable routing path locked in NP-DRV-SHELL-001 Rev B §2.4.5. OI-09 closed. DRC-22 and DRC-23 CLOSED. Summary status dashboard updated.</w:t>
+            </w:r>
+            <w:r>
+              <w:rPr>
+                <w:b w:val="0"/>
+                <w:sz w:val="16"/>
+              </w:rPr>
+              <w:t/>
             </w:r>
           </w:p>
         </w:tc>

--- a/docs/neuropulse_eng_coordination_checklist.docx
+++ b/docs/neuropulse_eng_coordination_checklist.docx
@@ -38,7 +38,7 @@
           <w:color w:val="555555"/>
           <w:sz w:val="18"/>
         </w:rPr>
-        <w:t>NP-COORD-001  Rev A  |  2026-05-06  |  Pre-Layout / Pre-Tooling Draft</w:t>
+        <w:t>NP-COORD-001  Rev A.3  |  2026-05-06  |  Pre-Layout / Pre-Tooling Draft</w:t>
         <w:br/>
         <w:t>References: NP-HW-FPC-001 Rev C · NP-PROC-FPC-001 Rev A · NP-DRV-SHELL-001 Rev A · NP-FAI-ZM-001 Rev A</w:t>
         <w:br/>
@@ -7727,6 +7727,59 @@
           </w:p>
         </w:tc>
       </w:tr>
+      <w:tr>
+        <w:tc>
+          <w:tcPr>
+            <w:tcW w:w="936" w:type="dxa"/>
+          </w:tcPr>
+          <w:p>
+            <w:r>
+              <w:t>G2-13</w:t>
+            </w:r>
+          </w:p>
+        </w:tc>
+        <w:tc>
+          <w:tcPr>
+            <w:tcW w:w="792" w:type="dxa"/>
+          </w:tcPr>
+          <w:p>
+            <w:r>
+              <w:t>G2</w:t>
+            </w:r>
+          </w:p>
+        </w:tc>
+        <w:tc>
+          <w:tcPr>
+            <w:tcW w:w="1872" w:type="dxa"/>
+          </w:tcPr>
+          <w:p>
+            <w:r>
+              <w:t>ME + Optical Eng + EE</w:t>
+            </w:r>
+          </w:p>
+        </w:tc>
+        <w:tc>
+          <w:tcPr>
+            <w:tcW w:w="4031" w:type="dxa"/>
+          </w:tcPr>
+          <w:p>
+            <w:r>
+              <w:t>Lens and goggle assembly G2 gate items: (1) NP-TOOL-LENS-001 Rev B mould design review checklist (MR-01 through MR-20) completed before goggle arm tooling is cut; specifically MR-19 (F-07 shade clearance ≥ 4 mm, Issue #18) and MR-20 (tether routing ≤ 45 mm, no FOV crossing, Issue #18); (2) OI-10 CAD confirmation of F-07 position signed off; (3) NP-FAI-LENS-001 FAI checklist created (OI-8). Ref: NP-TOOL-LENS-001 Rev B §6 and §8.</w:t>
+            </w:r>
+          </w:p>
+        </w:tc>
+        <w:tc>
+          <w:tcPr>
+            <w:tcW w:w="2015" w:type="dxa"/>
+            <w:shd w:val="clear" w:color="auto" w:fill="FFF2CC"/>
+          </w:tcPr>
+          <w:p>
+            <w:r>
+              <w:t>OPEN — lens assembly added as G2 tracked deliverable (OI-9 from NP-TOOL-LENS-001 Rev B closed by this entry)</w:t>
+            </w:r>
+          </w:p>
+        </w:tc>
+      </w:tr>
     </w:tbl>
     <w:p/>
     <w:p>
@@ -7734,7 +7787,7 @@
         <w:spacing w:after="160"/>
       </w:pPr>
       <w:r>
-        <w:t>Status at 2026-05-10: 2 BLOCKING items (G1-01 regulatory opinion, G1-07 LED part numbers). G1-13 CLOSED (NP-FW-REQ-001 Rev A). G1-15 CLOSED (FPC layout freeze). G2-11 CLOSED (NP-DRV-SHELL-001 Rev B, EEG cable routing locked). All other items OPEN. Gate G1 cannot be declared open until BLOCKING items are resolved. No layout, tooling, or production work may begin until BLOCKING items are closed.</w:t>
+        <w:t>Status at 2026-05-10: 2 BLOCKING items (G1-01 regulatory opinion, G1-07 LED part numbers). G1-13 CLOSED (NP-FW-REQ-001 Rev A). G1-15 CLOSED (FPC layout freeze). G2-11 CLOSED (NP-DRV-SHELL-001 Rev B, EEG cable routing locked). All other items OPEN. Gate G1 cannot be declared open until BLOCKING items are resolved. No layout, tooling, or production work may begin until BLOCKING items are closed. G2-13 OPEN: lens and goggle assembly added as G2 tracked deliverable per OI-9 from NP-TOOL-LENS-001 Rev B.</w:t>
       </w:r>
     </w:p>
     <w:p>
@@ -7953,6 +8006,52 @@
                 <w:sz w:val="16"/>
               </w:rPr>
               <w:t/>
+            </w:r>
+          </w:p>
+        </w:tc>
+      </w:tr>
+      <w:tr>
+        <w:tc>
+          <w:tcPr>
+            <w:tcW w:type="dxa" w:w="576"/>
+            <w:shd w:val="clear" w:color="auto" w:fill="F5F5F5"/>
+          </w:tcPr>
+          <w:p>
+            <w:r>
+              <w:t>A.3</w:t>
+            </w:r>
+          </w:p>
+        </w:tc>
+        <w:tc>
+          <w:tcPr>
+            <w:tcW w:type="dxa" w:w="1296"/>
+            <w:shd w:val="clear" w:color="auto" w:fill="F5F5F5"/>
+          </w:tcPr>
+          <w:p>
+            <w:r>
+              <w:t>2026-05-10</w:t>
+            </w:r>
+          </w:p>
+        </w:tc>
+        <w:tc>
+          <w:tcPr>
+            <w:tcW w:type="dxa" w:w="2160"/>
+            <w:shd w:val="clear" w:color="auto" w:fill="F5F5F5"/>
+          </w:tcPr>
+          <w:p>
+            <w:r>
+              <w:t>NeuroPulse Engineering</w:t>
+            </w:r>
+          </w:p>
+        </w:tc>
+        <w:tc>
+          <w:tcPr>
+            <w:tcW w:type="dxa" w:w="5760"/>
+            <w:shd w:val="clear" w:color="auto" w:fill="F5F5F5"/>
+          </w:tcPr>
+          <w:p>
+            <w:r>
+              <w:t>G2-13 added: lens and goggle assembly as G2 tracked deliverable. Addresses OI-9 in NP-TOOL-LENS-001 Rev B (add lens assembly to NP-COORD-001 G2 gate). Requires NP-TOOL-LENS-001 Rev B mould design review (MR-01–MR-20) complete before goggle arm tooling is cut; MR-19 and MR-20 are Issue #18 Definition of Done items. Summary status dashboard updated.</w:t>
             </w:r>
           </w:p>
         </w:tc>

--- a/docs/neuropulse_eng_coordination_checklist.docx
+++ b/docs/neuropulse_eng_coordination_checklist.docx
@@ -38,9 +38,9 @@
           <w:color w:val="555555"/>
           <w:sz w:val="18"/>
         </w:rPr>
-        <w:t>NP-COORD-001  Rev A.3  |  2026-05-06  |  Pre-Layout / Pre-Tooling Draft</w:t>
+        <w:t>NP-COORD-001  Rev A.4  |  2026-05-11  |  Pre-Layout / Pre-Tooling Draft</w:t>
         <w:br/>
-        <w:t>References: NP-HW-FPC-001 Rev C · NP-PROC-FPC-001 Rev A · NP-DRV-SHELL-001 Rev A · NP-FAI-ZM-001 Rev A</w:t>
+        <w:t>References: NP-HW-FPC-001 Rev C · NP-PROC-FPC-001 Rev A · NP-DRV-SHELL-001 Rev A · NP-FAI-ZM-001 Rev A · NP-FW-EMMC-001 Rev A</w:t>
         <w:br/>
         <w:t>Addresses RISK-13 (primary) and all cross-discipline coordination items from RISK-01 through RISK-17</w:t>
       </w:r>
@@ -2438,6 +2438,264 @@
       </w:tr>
     </w:tbl>
     <w:p/>
+    <w:p>
+      <w:pPr>
+        <w:pStyle w:val="Normal"/>
+      </w:pPr>
+      <w:r>
+        <w:rPr>
+          <w:b/>
+        </w:rPr>
+        <w:t xml:space="preserve">G1-E  |  Firmware Lead  ↔  Systems Engineering</w:t>
+      </w:r>
+    </w:p>
+    <w:p>
+      <w:pPr>
+        <w:pStyle w:val="Normal"/>
+      </w:pPr>
+    </w:p>
+    <w:tbl>
+      <w:tblPr>
+        <w:tblStyle w:val="TableGrid"/>
+        <w:tblW w:type="auto" w:w="0"/>
+        <w:tblLook w:firstColumn="1" w:firstRow="1" w:lastColumn="0" w:lastRow="0" w:noHBand="0" w:noVBand="1" w:val="04A0"/>
+      </w:tblPr>
+      <w:tblGrid>
+        <w:gridCol w:w="10080"/>
+      </w:tblGrid>
+      <w:tr>
+        <w:tc>
+          <w:tcPr>
+            <w:tcW w:type="dxa" w:w="10080"/>
+            <w:shd w:val="clear" w:color="auto" w:fill="FFEEEE"/>
+          </w:tcPr>
+          <w:p>
+            <w:r>
+              <w:t xml:space="preserve">Issue #19 (Firmware architecture):  The eMMC partition architecture specification (NP-FW-EMMC-001) and dual-bank OTA bootloader must be documented and baselined before any eMMC driver, filesystem, or storage firmware code is authored. This is a structural constraint: the partition layout, encryption architecture, and OTA bootloader mechanism cannot be added retroactively. The dual-bank OTA bootloader is specifically required from the first firmware line — it cannot be grafted onto an existing single-bank bootloader. NP-FW-EMMC-001 Rev A also specifies USB-C DFU recovery (always available without any firmware in either bank), the Safety MCU firmware update protocol (never automated via OTA), and the 27-element UHDR/SHDR session data classification table that governs all storage writes from the first line of storage code.</w:t>
+            </w:r>
+          </w:p>
+        </w:tc>
+      </w:tr>
+    </w:tbl>
+    <w:p>
+      <w:pPr>
+        <w:pStyle w:val="Normal"/>
+      </w:pPr>
+    </w:p>
+    <w:tbl>
+      <w:tblPr>
+        <w:tblStyle w:val="TableGrid"/>
+        <w:tblW w:type="auto" w:w="0"/>
+        <w:tblLook w:firstColumn="1" w:firstRow="1" w:lastColumn="0" w:lastRow="0" w:noHBand="0" w:noVBand="1" w:val="04A0"/>
+      </w:tblPr>
+      <w:tblGrid>
+        <w:gridCol w:w="1440"/>
+        <w:gridCol w:w="1440"/>
+        <w:gridCol w:w="1440"/>
+        <w:gridCol w:w="1440"/>
+        <w:gridCol w:w="1440"/>
+        <w:gridCol w:w="1440"/>
+        <w:gridCol w:w="1440"/>
+      </w:tblGrid>
+      <w:tr>
+        <w:tc>
+          <w:tcPr>
+            <w:tcW w:type="dxa" w:w="792"/>
+            <w:shd w:val="clear" w:color="auto" w:fill="1F497D"/>
+          </w:tcPr>
+          <w:p>
+            <w:r>
+              <w:rPr>
+                <w:b/>
+                <w:color w:val="FFFFFF"/>
+                <w:sz w:val="16"/>
+              </w:rPr>
+              <w:t>ID</w:t>
+            </w:r>
+          </w:p>
+        </w:tc>
+        <w:tc>
+          <w:tcPr>
+            <w:tcW w:type="dxa" w:w="1656"/>
+            <w:shd w:val="clear" w:color="auto" w:fill="1F497D"/>
+          </w:tcPr>
+          <w:p>
+            <w:r>
+              <w:rPr>
+                <w:b/>
+                <w:color w:val="FFFFFF"/>
+                <w:sz w:val="16"/>
+              </w:rPr>
+              <w:t>Disciplines</w:t>
+            </w:r>
+          </w:p>
+        </w:tc>
+        <w:tc>
+          <w:tcPr>
+            <w:tcW w:type="dxa" w:w="3240"/>
+            <w:shd w:val="clear" w:color="auto" w:fill="1F497D"/>
+          </w:tcPr>
+          <w:p>
+            <w:r>
+              <w:rPr>
+                <w:b/>
+                <w:color w:val="FFFFFF"/>
+                <w:sz w:val="16"/>
+              </w:rPr>
+              <w:t>Coordination Item</w:t>
+            </w:r>
+          </w:p>
+        </w:tc>
+        <w:tc>
+          <w:tcPr>
+            <w:tcW w:type="dxa" w:w="2664"/>
+            <w:shd w:val="clear" w:color="auto" w:fill="1F497D"/>
+          </w:tcPr>
+          <w:p>
+            <w:r>
+              <w:rPr>
+                <w:b/>
+                <w:color w:val="FFFFFF"/>
+                <w:sz w:val="16"/>
+              </w:rPr>
+              <w:t>Required Deliverable</w:t>
+            </w:r>
+          </w:p>
+        </w:tc>
+        <w:tc>
+          <w:tcPr>
+            <w:tcW w:type="dxa" w:w="864"/>
+            <w:shd w:val="clear" w:color="auto" w:fill="1F497D"/>
+          </w:tcPr>
+          <w:p>
+            <w:r>
+              <w:rPr>
+                <w:b/>
+                <w:color w:val="FFFFFF"/>
+                <w:sz w:val="16"/>
+              </w:rPr>
+              <w:t>Gate</w:t>
+            </w:r>
+          </w:p>
+        </w:tc>
+        <w:tc>
+          <w:tcPr>
+            <w:tcW w:type="dxa" w:w="936"/>
+            <w:shd w:val="clear" w:color="auto" w:fill="1F497D"/>
+          </w:tcPr>
+          <w:p>
+            <w:r>
+              <w:rPr>
+                <w:b/>
+                <w:color w:val="FFFFFF"/>
+                <w:sz w:val="16"/>
+              </w:rPr>
+              <w:t>Risk(s)</w:t>
+            </w:r>
+          </w:p>
+        </w:tc>
+        <w:tc>
+          <w:tcPr>
+            <w:tcW w:type="dxa" w:w="1008"/>
+            <w:shd w:val="clear" w:color="auto" w:fill="1F497D"/>
+          </w:tcPr>
+          <w:p>
+            <w:r>
+              <w:rPr>
+                <w:b/>
+                <w:color w:val="FFFFFF"/>
+                <w:sz w:val="16"/>
+              </w:rPr>
+              <w:t>Status</w:t>
+            </w:r>
+          </w:p>
+        </w:tc>
+      </w:tr>
+      <w:tr>
+        <w:tc>
+          <w:tcPr>
+            <w:tcW w:type="dxa" w:w="792"/>
+            <w:shd w:val="clear" w:color="auto" w:fill="1F497D"/>
+          </w:tcPr>
+          <w:p>
+            <w:r>
+              <w:t xml:space="preserve">G1-16</w:t>
+            </w:r>
+          </w:p>
+        </w:tc>
+        <w:tc>
+          <w:tcPr>
+            <w:tcW w:type="dxa" w:w="1656"/>
+            <w:shd w:val="clear" w:color="auto" w:fill="1F497D"/>
+          </w:tcPr>
+          <w:p>
+            <w:r>
+              <w:t xml:space="preserve">Firmware Lead + Systems Eng</w:t>
+            </w:r>
+          </w:p>
+        </w:tc>
+        <w:tc>
+          <w:tcPr>
+            <w:tcW w:type="dxa" w:w="3240"/>
+            <w:shd w:val="clear" w:color="auto" w:fill="1F497D"/>
+          </w:tcPr>
+          <w:p>
+            <w:r>
+              <w:t xml:space="preserve">eMMC partition architecture + dual-bank OTA bootloader specification (NP-FW-EMMC-001) must be baselined before any eMMC driver, filesystem mount, or data-write firmware code is authored. Dual-bank OTA (§8.1–§8.3) and USB-C DFU recovery (§8.4) specified from first firmware line. Scope: 9-partition GPT layout (§4); LittleFS configuration (§5); UHDR AES-256-XTS + Argon2id key derivation (§6); SHDR AES-256-XTS + HKDF manufacturing key (§7); OTA bootloader + Ed25519 signature verification + 9-step OTA sequence + automatic revert + USB-C DFU recovery + Safety MCU update protocol (§8); boot sequence B-1 through B-9 (§11); 27-element UHDR/SHDR session data classification table (§12); UHDR nightly backup (§13); write endurance monitoring (§14). Addresses CLAUDE.md §13.4 pending decisions: eMMC partition architecture + dual-bank OTA bootloader.</w:t>
+            </w:r>
+          </w:p>
+        </w:tc>
+        <w:tc>
+          <w:tcPr>
+            <w:tcW w:type="dxa" w:w="2664"/>
+            <w:shd w:val="clear" w:color="auto" w:fill="1F497D"/>
+          </w:tcPr>
+          <w:p>
+            <w:r>
+              <w:t xml:space="preserve">NP-FW-EMMC-001 Rev A signed off and committed to repository before any storage firmware code is authored. docs/neuropulse_fw_emmc_001.docx. 18 sections, 13 tables. All MANDATORY requirements tagged. Deviations require approved ECO. IEC 62304 Class B classification documented for main processor storage firmware.</w:t>
+            </w:r>
+          </w:p>
+        </w:tc>
+        <w:tc>
+          <w:tcPr>
+            <w:tcW w:type="dxa" w:w="864"/>
+            <w:shd w:val="clear" w:color="auto" w:fill="1F497D"/>
+          </w:tcPr>
+          <w:p>
+            <w:r>
+              <w:t xml:space="preserve">G1</w:t>
+            </w:r>
+          </w:p>
+        </w:tc>
+        <w:tc>
+          <w:tcPr>
+            <w:tcW w:type="dxa" w:w="936"/>
+            <w:shd w:val="clear" w:color="auto" w:fill="1F497D"/>
+          </w:tcPr>
+          <w:p>
+            <w:r>
+              <w:t xml:space="preserve">— (firmware spec integrity)</w:t>
+            </w:r>
+          </w:p>
+        </w:tc>
+        <w:tc>
+          <w:tcPr>
+            <w:tcW w:type="dxa" w:w="1008"/>
+            <w:shd w:val="clear" w:color="auto" w:fill="1F497D"/>
+          </w:tcPr>
+          <w:p>
+            <w:r>
+              <w:t xml:space="preserve">CLOSED — NP-FW-EMMC-001 Rev A baselined 2026-05-11. Full eMMC partition architecture + dual-bank OTA bootloader + USB-C DFU recovery + Safety MCU update protocol specified. 18 sections, 13 tables. 27-element UHDR/SHDR classification table established. Closes Issue #19.</w:t>
+            </w:r>
+          </w:p>
+        </w:tc>
+      </w:tr>
+    </w:tbl>
+    <w:p>
+      <w:pPr>
+        <w:pStyle w:val="Normal"/>
+      </w:pPr>
+    </w:p>
     <w:p>
       <w:pPr>
         <w:spacing w:before="240" w:after="60"/>
@@ -6228,6 +6486,59 @@
       <w:tr>
         <w:tc>
           <w:tcPr>
+            <w:tcW w:w="936" w:type="dxa"/>
+          </w:tcPr>
+          <w:p>
+            <w:r>
+              <w:t xml:space="preserve">G1-16</w:t>
+            </w:r>
+          </w:p>
+        </w:tc>
+        <w:tc>
+          <w:tcPr>
+            <w:tcW w:w="792" w:type="dxa"/>
+          </w:tcPr>
+          <w:p>
+            <w:r>
+              <w:t xml:space="preserve">G1</w:t>
+            </w:r>
+          </w:p>
+        </w:tc>
+        <w:tc>
+          <w:tcPr>
+            <w:tcW w:w="1872" w:type="dxa"/>
+          </w:tcPr>
+          <w:p>
+            <w:r>
+              <w:t xml:space="preserve">Firmware Lead + Systems Eng</w:t>
+            </w:r>
+          </w:p>
+        </w:tc>
+        <w:tc>
+          <w:tcPr>
+            <w:tcW w:w="4031" w:type="dxa"/>
+          </w:tcPr>
+          <w:p>
+            <w:r>
+              <w:t xml:space="preserve">eMMC partition architecture + dual-bank OTA bootloader spec (NP-FW-EMMC-001)</w:t>
+            </w:r>
+          </w:p>
+        </w:tc>
+        <w:tc>
+          <w:tcPr>
+            <w:tcW w:w="2015" w:type="dxa"/>
+            <w:shd w:val="clear" w:color="auto" w:fill="FFF2CC"/>
+          </w:tcPr>
+          <w:p>
+            <w:r>
+              <w:t xml:space="preserve">CLOSED — NP-FW-EMMC-001 Rev A, 2026-05-11</w:t>
+            </w:r>
+          </w:p>
+        </w:tc>
+      </w:tr>
+      <w:tr>
+        <w:tc>
+          <w:tcPr>
             <w:tcW w:type="dxa" w:w="864"/>
             <w:shd w:val="clear" w:color="auto" w:fill="FFFFFF"/>
           </w:tcPr>
@@ -7787,7 +8098,7 @@
         <w:spacing w:after="160"/>
       </w:pPr>
       <w:r>
-        <w:t>Status at 2026-05-10: 2 BLOCKING items (G1-01 regulatory opinion, G1-07 LED part numbers). G1-13 CLOSED (NP-FW-REQ-001 Rev A). G1-15 CLOSED (FPC layout freeze). G2-11 CLOSED (NP-DRV-SHELL-001 Rev B, EEG cable routing locked). All other items OPEN. Gate G1 cannot be declared open until BLOCKING items are resolved. No layout, tooling, or production work may begin until BLOCKING items are closed. G2-13 OPEN: lens and goggle assembly added as G2 tracked deliverable per OI-9 from NP-TOOL-LENS-001 Rev B.</w:t>
+        <w:t>Status at 2026-05-11: 2 BLOCKING items (G1-01 regulatory opinion, G1-07 LED part numbers). G1-13 CLOSED (NP-FW-REQ-001 Rev A). G1-15 CLOSED (FPC layout freeze). G1-16 CLOSED (NP-FW-EMMC-001 Rev A, eMMC partition architecture + dual-bank OTA bootloader spec, 2026-05-11). G2-11 CLOSED (NP-DRV-SHELL-001 Rev B, EEG cable routing locked). All other items OPEN. Gate G1 cannot be declared open until BLOCKING items are resolved. No layout, tooling, or production work may begin until BLOCKING items are closed. G2-13 OPEN: lens and goggle assembly added as G2 tracked deliverable per OI-9 from NP-TOOL-LENS-001 Rev B.</w:t>
       </w:r>
     </w:p>
     <w:p>
@@ -8052,6 +8363,52 @@
           <w:p>
             <w:r>
               <w:t>G2-13 added: lens and goggle assembly as G2 tracked deliverable. Addresses OI-9 in NP-TOOL-LENS-001 Rev B (add lens assembly to NP-COORD-001 G2 gate). Requires NP-TOOL-LENS-001 Rev B mould design review (MR-01–MR-20) complete before goggle arm tooling is cut; MR-19 and MR-20 are Issue #18 Definition of Done items. Summary status dashboard updated.</w:t>
+            </w:r>
+          </w:p>
+        </w:tc>
+      </w:tr>
+      <w:tr>
+        <w:tc>
+          <w:tcPr>
+            <w:tcW w:type="dxa" w:w="576"/>
+            <w:shd w:val="clear" w:color="auto" w:fill="F5F5F5"/>
+          </w:tcPr>
+          <w:p>
+            <w:r>
+              <w:t xml:space="preserve">A.4</w:t>
+            </w:r>
+          </w:p>
+        </w:tc>
+        <w:tc>
+          <w:tcPr>
+            <w:tcW w:type="dxa" w:w="1296"/>
+            <w:shd w:val="clear" w:color="auto" w:fill="F5F5F5"/>
+          </w:tcPr>
+          <w:p>
+            <w:r>
+              <w:t xml:space="preserve">2026-05-11</w:t>
+            </w:r>
+          </w:p>
+        </w:tc>
+        <w:tc>
+          <w:tcPr>
+            <w:tcW w:type="dxa" w:w="2160"/>
+            <w:shd w:val="clear" w:color="auto" w:fill="F5F5F5"/>
+          </w:tcPr>
+          <w:p>
+            <w:r>
+              <w:t xml:space="preserve">NeuroPulse Engineering</w:t>
+            </w:r>
+          </w:p>
+        </w:tc>
+        <w:tc>
+          <w:tcPr>
+            <w:tcW w:type="dxa" w:w="5760"/>
+            <w:shd w:val="clear" w:color="auto" w:fill="F5F5F5"/>
+          </w:tcPr>
+          <w:p>
+            <w:r>
+              <w:t xml:space="preserve">G1-16 CLOSED — eMMC partition architecture + dual-bank OTA bootloader specification (NP-FW-EMMC-001 Rev A) baselined 2026-05-11. G1-E subsection (Firmware Lead ↔ Systems Engineering) added to Gate G1. NP-FW-EMMC-001 Rev A added to document references. Summary status dashboard updated: G1-16 CLOSED. Status date updated to 2026-05-11. Closes Issue #19. Addresses CLAUDE.md §13.4 pending decisions: eMMC partition architecture + dual-bank OTA bootloader from first firmware line.</w:t>
             </w:r>
           </w:p>
         </w:tc>

--- a/docs/neuropulse_eng_coordination_checklist.docx
+++ b/docs/neuropulse_eng_coordination_checklist.docx
@@ -38,7 +38,7 @@
           <w:color w:val="555555"/>
           <w:sz w:val="18"/>
         </w:rPr>
-        <w:t>NP-COORD-001  Rev A.4  |  2026-05-11  |  Pre-Layout / Pre-Tooling Draft</w:t>
+        <w:t>NP-COORD-001  Rev A.8  |  2026-05-11  |  Pre-Layout / Pre-Tooling Draft</w:t>
         <w:br/>
         <w:t>References: NP-HW-FPC-001 Rev C · NP-PROC-FPC-001 Rev A · NP-DRV-SHELL-001 Rev A · NP-FAI-ZM-001 Rev A · NP-FW-EMMC-001 Rev A</w:t>
         <w:br/>
@@ -4165,7 +4165,7 @@
               <w:rPr>
                 <w:sz w:val="16"/>
               </w:rPr>
-              <w:t xml:space="preserve">OPEN</w:t>
+              <w:t>CLOSED — NP-FW-ZA-001 Rev A baselined 2026-05-11. Zone module bone conduction announcement firmware written (firmware/zone_announce/). Five parallel slot state machines; DDS audio synthesis from 256-entry Q15 sine LUT via SAI3 I2S at 8kHz; 3×100ms debounce (RISK-18). G2-10 CLOSED. Closes Issue #22.</w:t>
             </w:r>
           </w:p>
         </w:tc>
@@ -4303,13 +4303,84 @@
               <w:rPr>
                 <w:sz w:val="16"/>
               </w:rPr>
-              <w:t xml:space="preserve">OPEN — spec to be written (FAI-H01–H04)</w:t>
+              <w:t>CLOSED — NP-FW-HRV-001 Rev A baselined 2026-05-11. HRV biofeedback firmware written (firmware/hrv_biofeedback/). Six-module library: ppg, coherence (256-pt Welch PSD), pacer, tavns_sync, eeg_biofeedback, session. Four protocols including taVNS synchronised stimulation. G2-12 CLOSED. Closes Issue #21.</w:t>
+            </w:r>
+          </w:p>
+        </w:tc>
+      </w:tr>
+      <w:tr>
+        <w:tc>
+          <w:tcPr>
+            <w:tcW w:w="936" w:type="dxa"/>
+          </w:tcPr>
+          <w:p>
+            <w:r>
+              <w:t>G2-14</w:t>
+            </w:r>
+          </w:p>
+        </w:tc>
+        <w:tc>
+          <w:tcPr>
+            <w:tcW w:w="792" w:type="dxa"/>
+          </w:tcPr>
+          <w:p>
+            <w:r>
+              <w:t>G2</w:t>
+            </w:r>
+          </w:p>
+        </w:tc>
+        <w:tc>
+          <w:tcPr>
+            <w:tcW w:w="1872" w:type="dxa"/>
+          </w:tcPr>
+          <w:p>
+            <w:r>
+              <w:t xml:space="preserve">Firmware Lead + Systems Eng</w:t>
+            </w:r>
+          </w:p>
+        </w:tc>
+        <w:tc>
+          <w:tcPr>
+            <w:tcW w:w="4031" w:type="dxa"/>
+          </w:tcPr>
+          <w:p>
+            <w:r>
+              <w:t xml:space="preserve">Hub control program (NP-FW-HUB-001 Rev A) — main application firmware for NXP i.MX RT1062 hub processor. Four FreeRTOS tasks: (1) module probe — scans all slots and accessory ports, populates module registry; (2) protocol runner — receives Ed25519-signed binary protocol, dispatches commands by start_ms; (3) telemetry — collects per-module telemetry every second, routes to UHDR/SHDR per 27-element classification table; (4) safety SPI heartbeat — 200ms heartbeat to Safety MCU carrying requested-enable bitmask. T2 module stubs registered but return NOT_PRESENT until hardware drivers built.</w:t>
+            </w:r>
+          </w:p>
+        </w:tc>
+        <w:tc>
+          <w:tcPr>
+            <w:tcW w:w="2015" w:type="dxa"/>
+            <w:shd w:val="clear" w:color="auto" w:fill="FFF2CC"/>
+          </w:tcPr>
+          <w:p>
+            <w:r>
+              <w:t xml:space="preserve">PARTIAL — NP-FW-HUB-001 Rev A written (firmware/hub_control/, 2026-05-16). T1 module registry probing all 11 slots. Protocol runner, telemetry, safety SPI heartbeat implemented. T2 stubs registered (return NOT_PRESENT). HAL stubs for T2 hardware drivers PENDING. Predefined protocol library (19 protocols, docs/npps-reference.md) ready. Full gate closure requires HAL stub connections to prototype hardware.</w:t>
             </w:r>
           </w:p>
         </w:tc>
       </w:tr>
     </w:tbl>
     <w:p/>
+    <w:p>
+      <w:pPr>
+        <w:spacing w:before="140" w:after="60"/>
+      </w:pPr>
+      <w:r>
+        <w:rPr>
+          <w:b/>
+          <w:color w:val="404040"/>
+          <w:sz w:val="22"/>
+        </w:rPr>
+        <w:t xml:space="preserve">G2-F  |  Firmware Lead  ↔  Systems Engineering  —  Hub Application Firmware</w:t>
+      </w:r>
+    </w:p>
+    <w:p>
+      <w:r>
+        <w:t xml:space="preserve">The hub control program (NP-FW-HUB-001 Rev A) is the top-level application firmware for SW-02 (main processor). It must be functional and tested against the NPPS protocol library before prototype hardware validation can begin, since all modality FAI items require the session runner to dispatch commands.</w:t>
+      </w:r>
+    </w:p>
     <w:p>
       <w:pPr>
         <w:spacing w:before="240" w:after="60"/>
@@ -5158,7 +5229,7 @@
               <w:rPr>
                 <w:sz w:val="16"/>
               </w:rPr>
-              <w:t xml:space="preserve">OPEN — T2 hardware specification</w:t>
+              <w:t>SOFTWARE BASELINED — NP-FW-HD-001 Rev A baselined 2026-05-11. sLORETA-guided HD-tDCS firmware written (firmware/sloreta_hdtdcs/). Scalar sLORETA 2447-voxel weight matrix; 4×1 ring montage; 7 clinical targets; 30s ramp state machine; concurrent EEG with 200µs blanking. FAI-HD02 SOFTWARE PASS. Hardware FAI (FAI-HD01 phantom accuracy, FAI-HD03 focality, FAI-HD04 SNR bench) PENDING — requires T2 prototype. Closes Issue #23.</w:t>
             </w:r>
           </w:p>
         </w:tc>
@@ -5227,7 +5298,7 @@
               <w:rPr>
                 <w:sz w:val="16"/>
               </w:rPr>
-              <w:t xml:space="preserve">OPEN — T2 accessory specification</w:t>
+              <w:t>SOFTWARE BASELINED — NP-FW-CVNS-001 Rev A + NP-REG-CVNS-001 Rev A baselined 2026-05-11. Cervical VNS safety interlock firmware written (firmware/cervical_vns/). Dual-processor cardiac interlock: HR change &gt;15 BPM in 5s → GPIO cutoff &lt;5.1ms worst-case. FAI-CV02 SOFTWARE CONSTANTS PASS. 510(k) Q-Sub predicate aligned (electroCore K163334+K173323). Hardware FAI (FAI-CV01 phantom, FAI-CV02 timing bench, FAI-CV03 tolerability) PENDING — requires T2 prototype + IRB. Closes Issue #24.</w:t>
             </w:r>
           </w:p>
         </w:tc>
@@ -7294,7 +7365,7 @@
               <w:rPr>
                 <w:sz w:val="16"/>
               </w:rPr>
-              <w:t xml:space="preserve">OPEN</w:t>
+              <w:t>CLOSED — NP-FW-ZA-001 Rev A baselined 2026-05-11. Zone module bone conduction announcement firmware written (firmware/zone_announce/). Five parallel slot state machines; DDS audio synthesis from 256-entry Q15 sine LUT via SAI3 I2S at 8kHz; 3×100ms debounce (RISK-18). G2-10 CLOSED. Closes Issue #22.</w:t>
             </w:r>
           </w:p>
         </w:tc>
@@ -7432,7 +7503,7 @@
               <w:rPr>
                 <w:sz w:val="16"/>
               </w:rPr>
-              <w:t xml:space="preserve">OPEN — spec to be written (FAI-H01–H04)</w:t>
+              <w:t>CLOSED — NP-FW-HRV-001 Rev A baselined 2026-05-11. HRV biofeedback firmware written (firmware/hrv_biofeedback/). Six-module library: ppg, coherence (256-pt Welch PSD), pacer, tavns_sync, eeg_biofeedback, session. Four protocols including taVNS synchronised stimulation. G2-12 CLOSED. Closes Issue #21.</w:t>
             </w:r>
           </w:p>
         </w:tc>
@@ -7964,7 +8035,7 @@
               <w:rPr>
                 <w:sz w:val="16"/>
               </w:rPr>
-              <w:t xml:space="preserve">OPEN — T2 hardware specification</w:t>
+              <w:t>SOFTWARE BASELINED — NP-FW-HD-001 Rev A baselined 2026-05-11. sLORETA-guided HD-tDCS firmware written (firmware/sloreta_hdtdcs/). Scalar sLORETA 2447-voxel weight matrix; 4×1 ring montage; 7 clinical targets; 30s ramp state machine; concurrent EEG with 200µs blanking. FAI-HD02 SOFTWARE PASS. Hardware FAI (FAI-HD01 phantom accuracy, FAI-HD03 focality, FAI-HD04 SNR bench) PENDING — requires T2 prototype. Closes Issue #23.</w:t>
             </w:r>
           </w:p>
         </w:tc>
@@ -8033,7 +8104,7 @@
               <w:rPr>
                 <w:sz w:val="16"/>
               </w:rPr>
-              <w:t xml:space="preserve">OPEN — T2 accessory specification</w:t>
+              <w:t>SOFTWARE BASELINED — NP-FW-CVNS-001 Rev A + NP-REG-CVNS-001 Rev A baselined 2026-05-11. Cervical VNS safety interlock firmware written (firmware/cervical_vns/). Dual-processor cardiac interlock: HR change &gt;15 BPM in 5s → GPIO cutoff &lt;5.1ms worst-case. FAI-CV02 SOFTWARE CONSTANTS PASS. 510(k) Q-Sub predicate aligned (electroCore K163334+K173323). Hardware FAI (FAI-CV01 phantom, FAI-CV02 timing bench, FAI-CV03 tolerability) PENDING — requires T2 prototype + IRB. Closes Issue #24.</w:t>
             </w:r>
           </w:p>
         </w:tc>
@@ -8087,6 +8158,59 @@
           <w:p>
             <w:r>
               <w:t>OPEN — lens assembly added as G2 tracked deliverable (OI-9 from NP-TOOL-LENS-001 Rev B closed by this entry)</w:t>
+            </w:r>
+          </w:p>
+        </w:tc>
+      </w:tr>
+      <w:tr>
+        <w:tc>
+          <w:tcPr>
+            <w:tcW w:w="936" w:type="dxa"/>
+          </w:tcPr>
+          <w:p>
+            <w:r>
+              <w:t>G2-14</w:t>
+            </w:r>
+          </w:p>
+        </w:tc>
+        <w:tc>
+          <w:tcPr>
+            <w:tcW w:w="792" w:type="dxa"/>
+          </w:tcPr>
+          <w:p>
+            <w:r>
+              <w:t>G2</w:t>
+            </w:r>
+          </w:p>
+        </w:tc>
+        <w:tc>
+          <w:tcPr>
+            <w:tcW w:w="1872" w:type="dxa"/>
+          </w:tcPr>
+          <w:p>
+            <w:r>
+              <w:t xml:space="preserve">Firmware Lead + Systems Eng</w:t>
+            </w:r>
+          </w:p>
+        </w:tc>
+        <w:tc>
+          <w:tcPr>
+            <w:tcW w:w="4031" w:type="dxa"/>
+          </w:tcPr>
+          <w:p>
+            <w:r>
+              <w:t xml:space="preserve">Hub control program (NP-FW-HUB-001 Rev A) — main application firmware for i.MX RT1062. Four FreeRTOS tasks: module probe, protocol runner, telemetry, safety SPI heartbeat. Deliverable: firmware written, T1 modules connected to HAL stubs, T2 stubs present, protocol dispatch tested, 200ms heartbeat verified.</w:t>
+            </w:r>
+          </w:p>
+        </w:tc>
+        <w:tc>
+          <w:tcPr>
+            <w:tcW w:w="2015" w:type="dxa"/>
+            <w:shd w:val="clear" w:color="auto" w:fill="FFF2CC"/>
+          </w:tcPr>
+          <w:p>
+            <w:r>
+              <w:t xml:space="preserve">PARTIAL — NP-FW-HUB-001 Rev A written (firmware/hub_control/, 2026-05-16). T1 module registry probing all 11 slots. Protocol runner, telemetry, safety SPI heartbeat implemented. T2 stubs registered (return NOT_PRESENT). HAL stubs for T2 hardware drivers PENDING. Predefined protocol library (19 protocols, docs/npps-reference.md) ready. Full gate closure requires HAL stub connections to prototype hardware.</w:t>
             </w:r>
           </w:p>
         </w:tc>
@@ -8098,7 +8222,7 @@
         <w:spacing w:after="160"/>
       </w:pPr>
       <w:r>
-        <w:t>Status at 2026-05-11: 2 BLOCKING items (G1-01 regulatory opinion, G1-07 LED part numbers). G1-13 CLOSED (NP-FW-REQ-001 Rev A). G1-15 CLOSED (FPC layout freeze). G1-16 CLOSED (NP-FW-EMMC-001 Rev A, eMMC partition architecture + dual-bank OTA bootloader spec, 2026-05-11). G2-11 CLOSED (NP-DRV-SHELL-001 Rev B, EEG cable routing locked). All other items OPEN. Gate G1 cannot be declared open until BLOCKING items are resolved. No layout, tooling, or production work may begin until BLOCKING items are closed. G2-13 OPEN: lens and goggle assembly added as G2 tracked deliverable per OI-9 from NP-TOOL-LENS-001 Rev B.</w:t>
+        <w:t>Status at 2026-05-16: 2 BLOCKING items (G1-01 regulatory opinion, G1-07 LED part numbers). G1-13 CLOSED (NP-FW-REQ-001 Rev A — DEPRECATED, superseded by individual firmware specs). G1-15 CLOSED (FPC layout freeze, PD2 at X=33.0mm Y=39.0mm). G1-16 CLOSED (NP-FW-EMMC-001 Rev A). G2-10 CLOSED (NP-FW-ZA-001 Rev A). G2-11 CLOSED (NP-DRV-SHELL-001 Rev B). G2-12 CLOSED (NP-FW-HRV-001 Rev A). G2-13 OPEN (lens assembly). G2-14 PARTIAL (hub control program written, HAL stubs pending). G3-07 SOFTWARE BASELINED (NP-FW-HD-001 Rev A, hardware FAI pending T2 prototype). G3-08 SOFTWARE BASELINED (NP-FW-CVNS-001 Rev A, hardware FAI pending T2 prototype).</w:t>
       </w:r>
     </w:p>
     <w:p>
@@ -8409,6 +8533,190 @@
           <w:p>
             <w:r>
               <w:t xml:space="preserve">G1-16 CLOSED — eMMC partition architecture + dual-bank OTA bootloader specification (NP-FW-EMMC-001 Rev A) baselined 2026-05-11. G1-E subsection (Firmware Lead ↔ Systems Engineering) added to Gate G1. NP-FW-EMMC-001 Rev A added to document references. Summary status dashboard updated: G1-16 CLOSED. Status date updated to 2026-05-11. Closes Issue #19. Addresses CLAUDE.md §13.4 pending decisions: eMMC partition architecture + dual-bank OTA bootloader from first firmware line.</w:t>
+            </w:r>
+          </w:p>
+        </w:tc>
+      </w:tr>
+      <w:tr>
+        <w:tc>
+          <w:tcPr>
+            <w:tcW w:type="dxa" w:w="576"/>
+            <w:shd w:val="clear" w:color="auto" w:fill="F5F5F5"/>
+          </w:tcPr>
+          <w:p>
+            <w:r>
+              <w:t>A.5</w:t>
+            </w:r>
+          </w:p>
+        </w:tc>
+        <w:tc>
+          <w:tcPr>
+            <w:tcW w:type="dxa" w:w="1296"/>
+            <w:shd w:val="clear" w:color="auto" w:fill="F5F5F5"/>
+          </w:tcPr>
+          <w:p>
+            <w:r>
+              <w:t>2026-05-11</w:t>
+            </w:r>
+          </w:p>
+        </w:tc>
+        <w:tc>
+          <w:tcPr>
+            <w:tcW w:type="dxa" w:w="2160"/>
+            <w:shd w:val="clear" w:color="auto" w:fill="F5F5F5"/>
+          </w:tcPr>
+          <w:p>
+            <w:r>
+              <w:t xml:space="preserve">NeuroPulse Engineering</w:t>
+            </w:r>
+          </w:p>
+        </w:tc>
+        <w:tc>
+          <w:tcPr>
+            <w:tcW w:type="dxa" w:w="5760"/>
+            <w:shd w:val="clear" w:color="auto" w:fill="F5F5F5"/>
+          </w:tcPr>
+          <w:p>
+            <w:r>
+              <w:t xml:space="preserve">G2-10 CLOSED — zone bone conduction announcement firmware (NP-FW-ZA-001 Rev A). G2-12 CLOSED — HRV biofeedback firmware (NP-FW-HRV-001 Rev A). Summary dashboard updated.</w:t>
+            </w:r>
+          </w:p>
+        </w:tc>
+      </w:tr>
+      <w:tr>
+        <w:tc>
+          <w:tcPr>
+            <w:tcW w:type="dxa" w:w="576"/>
+            <w:shd w:val="clear" w:color="auto" w:fill="F5F5F5"/>
+          </w:tcPr>
+          <w:p>
+            <w:r>
+              <w:t>A.6</w:t>
+            </w:r>
+          </w:p>
+        </w:tc>
+        <w:tc>
+          <w:tcPr>
+            <w:tcW w:type="dxa" w:w="1296"/>
+            <w:shd w:val="clear" w:color="auto" w:fill="F5F5F5"/>
+          </w:tcPr>
+          <w:p>
+            <w:r>
+              <w:t>2026-05-11</w:t>
+            </w:r>
+          </w:p>
+        </w:tc>
+        <w:tc>
+          <w:tcPr>
+            <w:tcW w:type="dxa" w:w="2160"/>
+            <w:shd w:val="clear" w:color="auto" w:fill="F5F5F5"/>
+          </w:tcPr>
+          <w:p>
+            <w:r>
+              <w:t xml:space="preserve">NeuroPulse Engineering</w:t>
+            </w:r>
+          </w:p>
+        </w:tc>
+        <w:tc>
+          <w:tcPr>
+            <w:tcW w:type="dxa" w:w="5760"/>
+            <w:shd w:val="clear" w:color="auto" w:fill="F5F5F5"/>
+          </w:tcPr>
+          <w:p>
+            <w:r>
+              <w:t xml:space="preserve">G3-07 SOFTWARE BASELINED — sLORETA-guided HD-tDCS firmware (NP-FW-HD-001 Rev A, firmware/sloreta_hdtdcs/). Hardware FAI pending T2 prototype.</w:t>
+            </w:r>
+          </w:p>
+        </w:tc>
+      </w:tr>
+      <w:tr>
+        <w:tc>
+          <w:tcPr>
+            <w:tcW w:type="dxa" w:w="576"/>
+            <w:shd w:val="clear" w:color="auto" w:fill="F5F5F5"/>
+          </w:tcPr>
+          <w:p>
+            <w:r>
+              <w:t>A.7</w:t>
+            </w:r>
+          </w:p>
+        </w:tc>
+        <w:tc>
+          <w:tcPr>
+            <w:tcW w:type="dxa" w:w="1296"/>
+            <w:shd w:val="clear" w:color="auto" w:fill="F5F5F5"/>
+          </w:tcPr>
+          <w:p>
+            <w:r>
+              <w:t>2026-05-11</w:t>
+            </w:r>
+          </w:p>
+        </w:tc>
+        <w:tc>
+          <w:tcPr>
+            <w:tcW w:type="dxa" w:w="2160"/>
+            <w:shd w:val="clear" w:color="auto" w:fill="F5F5F5"/>
+          </w:tcPr>
+          <w:p>
+            <w:r>
+              <w:t xml:space="preserve">NeuroPulse Engineering</w:t>
+            </w:r>
+          </w:p>
+        </w:tc>
+        <w:tc>
+          <w:tcPr>
+            <w:tcW w:type="dxa" w:w="5760"/>
+            <w:shd w:val="clear" w:color="auto" w:fill="F5F5F5"/>
+          </w:tcPr>
+          <w:p>
+            <w:r>
+              <w:t xml:space="preserve">G3-08 SOFTWARE BASELINED — Cervical VNS safety interlock firmware + 510(k) Q-Sub (NP-FW-CVNS-001 Rev A, NP-REG-CVNS-001 Rev A). Hardware FAI pending T2 prototype + IRB.</w:t>
+            </w:r>
+          </w:p>
+        </w:tc>
+      </w:tr>
+      <w:tr>
+        <w:tc>
+          <w:tcPr>
+            <w:tcW w:type="dxa" w:w="576"/>
+            <w:shd w:val="clear" w:color="auto" w:fill="F5F5F5"/>
+          </w:tcPr>
+          <w:p>
+            <w:r>
+              <w:t>A.8</w:t>
+            </w:r>
+          </w:p>
+        </w:tc>
+        <w:tc>
+          <w:tcPr>
+            <w:tcW w:type="dxa" w:w="1296"/>
+            <w:shd w:val="clear" w:color="auto" w:fill="F5F5F5"/>
+          </w:tcPr>
+          <w:p>
+            <w:r>
+              <w:t>2026-05-16</w:t>
+            </w:r>
+          </w:p>
+        </w:tc>
+        <w:tc>
+          <w:tcPr>
+            <w:tcW w:type="dxa" w:w="2160"/>
+            <w:shd w:val="clear" w:color="auto" w:fill="F5F5F5"/>
+          </w:tcPr>
+          <w:p>
+            <w:r>
+              <w:t xml:space="preserve">NeuroPulse Engineering</w:t>
+            </w:r>
+          </w:p>
+        </w:tc>
+        <w:tc>
+          <w:tcPr>
+            <w:tcW w:type="dxa" w:w="5760"/>
+            <w:shd w:val="clear" w:color="auto" w:fill="F5F5F5"/>
+          </w:tcPr>
+          <w:p>
+            <w:r>
+              <w:t xml:space="preserve">G2-14 added — Hub control program (NP-FW-HUB-001 Rev A) as G2 deliverable. PARTIAL closure — core firmware written; HAL stubs pending prototype hardware.</w:t>
             </w:r>
           </w:p>
         </w:tc>

--- a/docs/neuropulse_eng_coordination_checklist.docx
+++ b/docs/neuropulse_eng_coordination_checklist.docx
@@ -34,11 +34,7 @@
         <w:jc w:val="center"/>
       </w:pPr>
       <w:r>
-        <w:rPr>
-          <w:color w:val="555555"/>
-          <w:sz w:val="18"/>
-        </w:rPr>
-        <w:t>NP-COORD-001  Rev A.8  |  2026-05-11  |  Pre-Layout / Pre-Tooling Draft</w:t>
+        <w:t>NP-COORD-001  Rev A.9  |  2026-05-11  |  Pre-Layout / Pre-Tooling Draft</w:t>
         <w:br/>
         <w:t>References: NP-HW-FPC-001 Rev C · NP-PROC-FPC-001 Rev A · NP-DRV-SHELL-001 Rev A · NP-FAI-ZM-001 Rev A · NP-FW-EMMC-001 Rev A</w:t>
         <w:br/>
@@ -1336,21 +1332,13 @@
         <w:tc>
           <w:tcPr>
             <w:tcW w:type="dxa" w:w="864"/>
+            <w:shd w:val="clear" w:color="auto" w:fill="E2EFDA"/>
             <w:shd w:val="clear" w:color="auto" w:fill="F5F5F5"/>
-            <w:shd w:val="clear" w:color="auto" w:fill="E2EFDA"/>
-          </w:tcPr>
-          <w:p>
-            <w:r>
-              <w:rPr>
-                <w:sz w:val="16"/>
-              </w:rPr>
-            </w:r>
-            <w:r>
-              <w:rPr>
-                <w:b w:val="0"/>
-                <w:sz w:val="16"/>
-              </w:rPr>
-              <w:t>CLOSED — Option B selected; pin 19 assigned PD2_CATHODE; §8.4 added to NP-HW-FPC-001</w:t>
+          </w:tcPr>
+          <w:p>
+            <w:r/>
+            <w:r>
+              <w:t>G1</w:t>
             </w:r>
           </w:p>
         </w:tc>
@@ -1371,14 +1359,12 @@
         <w:tc>
           <w:tcPr>
             <w:tcW w:type="dxa" w:w="1008"/>
-            <w:shd w:val="clear" w:color="auto" w:fill="FFE699"/>
-          </w:tcPr>
-          <w:p>
-            <w:r>
-              <w:rPr>
-                <w:sz w:val="16"/>
-              </w:rPr>
-              <w:t>OPEN — design decision required</w:t>
+            <w:shd w:val="clear" w:color="auto" w:fill="E2EFDA"/>
+          </w:tcPr>
+          <w:p>
+            <w:r/>
+            <w:r>
+              <w:t>CLOSED — Option B selected; pin 19 assigned PD2_CATHODE; §8.4 added to NP-HW-FPC-001</w:t>
             </w:r>
           </w:p>
         </w:tc>
@@ -1386,71 +1372,72 @@
       <w:tr>
         <w:tc>
           <w:tcPr>
+            <w:tcW w:w="792" w:type="dxa"/>
+          </w:tcPr>
+          <w:p>
+            <w:r>
+              <w:t xml:space="preserve">G1-13</w:t>
+            </w:r>
+          </w:p>
+        </w:tc>
+        <w:tc>
+          <w:tcPr>
+            <w:tcW w:w="1656" w:type="dxa"/>
+          </w:tcPr>
+          <w:p>
+            <w:r>
+              <w:t xml:space="preserve">EE</w:t>
+            </w:r>
+          </w:p>
+        </w:tc>
+        <w:tc>
+          <w:tcPr>
+            <w:tcW w:w="3240" w:type="dxa"/>
+          </w:tcPr>
+          <w:p>
+            <w:r>
+              <w:t xml:space="preserve">ZONE_ID firmware debounce specification: 3× ADC reads at 100 ms intervals before FAULT assertion on pin 18. Accept: ≥2/3 reads in valid band. Ref: RISK-18. NP-HW-FPC-001 §11.4.</w:t>
+            </w:r>
+          </w:p>
+        </w:tc>
+        <w:tc>
+          <w:tcPr>
+            <w:tcW w:w="2664" w:type="dxa"/>
+          </w:tcPr>
+          <w:p>
+            <w:r>
+              <w:t xml:space="preserve">NP-FW-REQ-001 Rev A §3 (ZONE_ID debounce algorithm FW-DBC-01–08, ADC spec FW-ADC-01–05).</w:t>
+            </w:r>
+          </w:p>
+        </w:tc>
+        <w:tc>
+          <w:tcPr>
+            <w:tcW w:w="864" w:type="dxa"/>
+          </w:tcPr>
+          <w:p>
+            <w:r>
+              <w:t xml:space="preserve">G1</w:t>
+            </w:r>
+          </w:p>
+        </w:tc>
+        <w:tc>
+          <w:tcPr>
             <w:tcW w:w="936" w:type="dxa"/>
           </w:tcPr>
           <w:p>
             <w:r>
-              <w:rPr>
-                <w:b/>
-                <w:sz w:val="16"/>
-              </w:rPr>
-            </w:r>
-            <w:r>
-              <w:rPr>
-                <w:b/>
-                <w:sz w:val="16"/>
-              </w:rPr>
-              <w:t>G1-13</w:t>
-            </w:r>
-          </w:p>
-        </w:tc>
-        <w:tc>
-          <w:tcPr>
-            <w:tcW w:w="792" w:type="dxa"/>
-          </w:tcPr>
-          <w:p>
-            <w:r>
-              <w:rPr>
-                <w:sz w:val="16"/>
-              </w:rPr>
-              <w:t xml:space="preserve">G1</w:t>
-            </w:r>
-          </w:p>
-        </w:tc>
-        <w:tc>
-          <w:tcPr>
-            <w:tcW w:w="5040" w:type="dxa"/>
-          </w:tcPr>
-          <w:p>
-            <w:r>
-              <w:rPr>
-                <w:sz w:val="16"/>
-              </w:rPr>
-              <w:t xml:space="preserve">ZONE_ID firmware debounce specification: EE to add to firmware requirements document — 3× ADC reads at 100 ms intervals before FAULT assertion on pin 18. Accept: ≥2/3 reads in valid band. FAULT: all 3 reads fail. Audio alert text: 'Zone module contact issue — remove and reinsert'. Ref: RISK-18 mitigation. NP-HW-FPC-001 §11.4.</w:t>
-            </w:r>
-          </w:p>
-        </w:tc>
-        <w:tc>
-          <w:tcPr>
-            <w:tcW w:w="1296" w:type="dxa"/>
-          </w:tcPr>
-          <w:p>
-            <w:r>
-              <w:rPr>
-                <w:sz w:val="16"/>
-              </w:rPr>
-              <w:t xml:space="preserve">EE</w:t>
-            </w:r>
-          </w:p>
-        </w:tc>
-        <w:tc>
-          <w:tcPr>
-            <w:tcW w:w="1728" w:type="dxa"/>
+              <w:t xml:space="preserve">RISK-18</w:t>
+            </w:r>
+          </w:p>
+        </w:tc>
+        <w:tc>
+          <w:tcPr>
+            <w:tcW w:w="1008" w:type="dxa"/>
             <w:shd w:val="clear" w:color="auto" w:fill="E2EFDA"/>
           </w:tcPr>
           <w:p>
             <w:r>
-              <w:t>CLOSED — NP-FW-REQ-001 Rev A §3 (ZONE_ID debounce algorithm FW-DBC-01–08, ADC spec FW-ADC-01–05, FAULT state, audio alerts FW-AUD-01–02). 2026-05-10</w:t>
+              <w:t xml:space="preserve">CLOSED — NP-FW-REQ-001 Rev A. 2026-05-10</w:t>
             </w:r>
           </w:p>
         </w:tc>
@@ -1458,73 +1445,77 @@
       <w:tr>
         <w:tc>
           <w:tcPr>
+            <w:tcW w:w="792" w:type="dxa"/>
+            <w:shd w:val="clear" w:color="auto" w:fill="F5F5F5"/>
+          </w:tcPr>
+          <w:p>
+            <w:r>
+              <w:t xml:space="preserve">G1-14</w:t>
+            </w:r>
+          </w:p>
+        </w:tc>
+        <w:tc>
+          <w:tcPr>
+            <w:tcW w:w="1656" w:type="dxa"/>
+            <w:shd w:val="clear" w:color="auto" w:fill="F5F5F5"/>
+          </w:tcPr>
+          <w:p>
+            <w:r>
+              <w:t xml:space="preserve">Mfg Eng + HW EE</w:t>
+            </w:r>
+          </w:p>
+        </w:tc>
+        <w:tc>
+          <w:tcPr>
+            <w:tcW w:w="3240" w:type="dxa"/>
+            <w:shd w:val="clear" w:color="auto" w:fill="F5F5F5"/>
+          </w:tcPr>
+          <w:p>
+            <w:r>
+              <w:t xml:space="preserve">[BLOCKING] PDMS process qualification must pass before zone module tooling is released. FAI-TC02 (200-cycle IEC 60068-2-14) and FAI-TC03 (peel force ≥150 N/m). CAT-C supplier required. Ref: RISK-04.</w:t>
+            </w:r>
+          </w:p>
+        </w:tc>
+        <w:tc>
+          <w:tcPr>
+            <w:tcW w:w="2664" w:type="dxa"/>
+            <w:shd w:val="clear" w:color="auto" w:fill="F5F5F5"/>
+          </w:tcPr>
+          <w:p>
+            <w:r>
+              <w:t xml:space="preserve">NP-QR-PDMS-001 thermal cycling qualification report. Minimum 10 coupons. CAT-C supplier selected per NP-PROC-SUP-001.</w:t>
+            </w:r>
+          </w:p>
+        </w:tc>
+        <w:tc>
+          <w:tcPr>
+            <w:tcW w:w="864" w:type="dxa"/>
+            <w:shd w:val="clear" w:color="auto" w:fill="F5F5F5"/>
+          </w:tcPr>
+          <w:p>
+            <w:r>
+              <w:t xml:space="preserve">G1</w:t>
+            </w:r>
+          </w:p>
+        </w:tc>
+        <w:tc>
+          <w:tcPr>
             <w:tcW w:w="936" w:type="dxa"/>
-          </w:tcPr>
-          <w:p>
-            <w:r>
-              <w:rPr>
-                <w:b/>
-                <w:sz w:val="16"/>
-              </w:rPr>
-            </w:r>
-            <w:r>
-              <w:rPr>
-                <w:b/>
-                <w:sz w:val="16"/>
-              </w:rPr>
-              <w:t>G1-14</w:t>
-            </w:r>
-          </w:p>
-        </w:tc>
-        <w:tc>
-          <w:tcPr>
-            <w:tcW w:w="792" w:type="dxa"/>
-          </w:tcPr>
-          <w:p>
-            <w:r>
-              <w:rPr>
-                <w:sz w:val="16"/>
-              </w:rPr>
-              <w:t xml:space="preserve">G1</w:t>
-            </w:r>
-          </w:p>
-        </w:tc>
-        <w:tc>
-          <w:tcPr>
-            <w:tcW w:w="5040" w:type="dxa"/>
-          </w:tcPr>
-          <w:p>
-            <w:r>
-              <w:rPr>
-                <w:sz w:val="16"/>
-              </w:rPr>
-              <w:t xml:space="preserve">[BLOCKING] PDMS process qualification must pass before zone module tooling is released. Required: NP-FAI-ZM-001 §3e FAI-TC02 (200-cycle IEC 60068-2-14 thermal cycling) and FAI-TC03 (post-cycle peel force ≥ 150 N/m) completed and signed off in NP-QR-PDMS-001. Owner: Manufacturing Eng + HW EE. Supplier (CAT-C) must be selected and process control plan approved before qualification samples can be made. Ref: RISK-04.</w:t>
-            </w:r>
-          </w:p>
-        </w:tc>
-        <w:tc>
-          <w:tcPr>
-            <w:tcW w:w="1296" w:type="dxa"/>
-          </w:tcPr>
-          <w:p>
-            <w:r>
-              <w:rPr>
-                <w:sz w:val="16"/>
-              </w:rPr>
-              <w:t xml:space="preserve">Mfg Eng + HW EE</w:t>
-            </w:r>
-          </w:p>
-        </w:tc>
-        <w:tc>
-          <w:tcPr>
-            <w:tcW w:w="1728" w:type="dxa"/>
-            <w:shd w:val="clear" w:color="auto" w:fill="FFF2CC"/>
-          </w:tcPr>
-          <w:p>
-            <w:r>
-              <w:rPr>
-                <w:sz w:val="16"/>
-              </w:rPr>
+            <w:shd w:val="clear" w:color="auto" w:fill="F5F5F5"/>
+          </w:tcPr>
+          <w:p>
+            <w:r>
+              <w:t xml:space="preserve">RISK-04</w:t>
+            </w:r>
+          </w:p>
+        </w:tc>
+        <w:tc>
+          <w:tcPr>
+            <w:tcW w:w="1008" w:type="dxa"/>
+            <w:shd w:val="clear" w:color="auto" w:fill="FFE699"/>
+          </w:tcPr>
+          <w:p>
+            <w:r>
               <w:t xml:space="preserve">OPEN — CAT-C supplier not yet selected</w:t>
             </w:r>
           </w:p>
@@ -4105,67 +4096,72 @@
       <w:tr>
         <w:tc>
           <w:tcPr>
+            <w:tcW w:w="792" w:type="dxa"/>
+          </w:tcPr>
+          <w:p>
+            <w:r>
+              <w:t xml:space="preserve">G2-10</w:t>
+            </w:r>
+          </w:p>
+        </w:tc>
+        <w:tc>
+          <w:tcPr>
+            <w:tcW w:w="1656" w:type="dxa"/>
+          </w:tcPr>
+          <w:p>
+            <w:r>
+              <w:t xml:space="preserve">FW + HW EE</w:t>
+            </w:r>
+          </w:p>
+        </w:tc>
+        <w:tc>
+          <w:tcPr>
+            <w:tcW w:w="3240" w:type="dxa"/>
+          </w:tcPr>
+          <w:p>
+            <w:r>
+              <w:t xml:space="preserve">Audio zone ID confirmation via bone conduction — spoken zone name on insert/wrong-module alert (RISK-15 Layer 5). Five parallel slot state machines; DDS audio synthesis; 3×100ms debounce (RISK-18).</w:t>
+            </w:r>
+          </w:p>
+        </w:tc>
+        <w:tc>
+          <w:tcPr>
+            <w:tcW w:w="2664" w:type="dxa"/>
+          </w:tcPr>
+          <w:p>
+            <w:r>
+              <w:t xml:space="preserve">NP-FW-ZA-001 Rev A baselined. Zone module bone conduction announcement firmware (firmware/zone_announce/).</w:t>
+            </w:r>
+          </w:p>
+        </w:tc>
+        <w:tc>
+          <w:tcPr>
             <w:tcW w:w="864" w:type="dxa"/>
           </w:tcPr>
           <w:p>
             <w:r>
-              <w:rPr>
-                <w:sz w:val="16"/>
-              </w:rPr>
-              <w:t xml:space="preserve">G2-10</w:t>
-            </w:r>
-          </w:p>
-        </w:tc>
-        <w:tc>
-          <w:tcPr>
-            <w:tcW w:w="720" w:type="dxa"/>
-          </w:tcPr>
-          <w:p>
-            <w:r>
-              <w:rPr>
-                <w:sz w:val="16"/>
-              </w:rPr>
               <w:t xml:space="preserve">G2</w:t>
             </w:r>
           </w:p>
         </w:tc>
         <w:tc>
           <w:tcPr>
-            <w:tcW w:w="1944" w:type="dxa"/>
-          </w:tcPr>
-          <w:p>
-            <w:r>
-              <w:rPr>
-                <w:sz w:val="16"/>
-              </w:rPr>
-              <w:t xml:space="preserve">FW + HW EE</w:t>
-            </w:r>
-          </w:p>
-        </w:tc>
-        <w:tc>
-          <w:tcPr>
-            <w:tcW w:w="5760" w:type="dxa"/>
-          </w:tcPr>
-          <w:p>
-            <w:r>
-              <w:rPr>
-                <w:sz w:val="16"/>
-              </w:rPr>
-              <w:t xml:space="preserve">Audio zone ID confirmation via bone conduction — spoken zone name on insert/wrong-module alert (RISK-15 Layer 5)</w:t>
-            </w:r>
-          </w:p>
-        </w:tc>
-        <w:tc>
-          <w:tcPr>
-            <w:tcW w:w="1224" w:type="dxa"/>
-            <w:shd w:val="clear" w:color="auto" w:fill="FFE699"/>
-          </w:tcPr>
-          <w:p>
-            <w:r>
-              <w:rPr>
-                <w:sz w:val="16"/>
-              </w:rPr>
-              <w:t>CLOSED — NP-FW-ZA-001 Rev A baselined 2026-05-11. Zone module bone conduction announcement firmware written (firmware/zone_announce/). Five parallel slot state machines; DDS audio synthesis from 256-entry Q15 sine LUT via SAI3 I2S at 8kHz; 3×100ms debounce (RISK-18). G2-10 CLOSED. Closes Issue #22.</w:t>
+            <w:tcW w:w="936" w:type="dxa"/>
+          </w:tcPr>
+          <w:p>
+            <w:r>
+              <w:t xml:space="preserve">RISK-15 / RISK-18</w:t>
+            </w:r>
+          </w:p>
+        </w:tc>
+        <w:tc>
+          <w:tcPr>
+            <w:tcW w:w="1008" w:type="dxa"/>
+            <w:shd w:val="clear" w:color="auto" w:fill="E2EFDA"/>
+          </w:tcPr>
+          <w:p>
+            <w:r>
+              <w:t xml:space="preserve">CLOSED — NP-FW-ZA-001 Rev A baselined 2026-05-11. Closes Issue #22.</w:t>
             </w:r>
           </w:p>
         </w:tc>
@@ -4173,68 +4169,78 @@
       <w:tr>
         <w:tc>
           <w:tcPr>
+            <w:tcW w:w="792" w:type="dxa"/>
+            <w:shd w:val="clear" w:color="auto" w:fill="F5F5F5"/>
+          </w:tcPr>
+          <w:p>
+            <w:r>
+              <w:t xml:space="preserve">G2-11</w:t>
+            </w:r>
+          </w:p>
+        </w:tc>
+        <w:tc>
+          <w:tcPr>
+            <w:tcW w:w="1656" w:type="dxa"/>
+            <w:shd w:val="clear" w:color="auto" w:fill="F5F5F5"/>
+          </w:tcPr>
+          <w:p>
+            <w:r>
+              <w:t xml:space="preserve">EE + ME</w:t>
+            </w:r>
+          </w:p>
+        </w:tc>
+        <w:tc>
+          <w:tcPr>
+            <w:tcW w:w="3240" w:type="dxa"/>
+            <w:shd w:val="clear" w:color="auto" w:fill="F5F5F5"/>
+          </w:tcPr>
+          <w:p>
+            <w:r>
+              <w:t xml:space="preserve">EEG cable routing path inside shell — NP-DRV-SHELL-001 §2.4 before tooling release. Required to verify DRC-18 (≥15 mm FPC-to-EEG separation). Ref: RISK-21.</w:t>
+            </w:r>
+          </w:p>
+        </w:tc>
+        <w:tc>
+          <w:tcPr>
+            <w:tcW w:w="2664" w:type="dxa"/>
+            <w:shd w:val="clear" w:color="auto" w:fill="F5F5F5"/>
+          </w:tcPr>
+          <w:p>
+            <w:r>
+              <w:t xml:space="preserve">NP-DRV-SHELL-001 Rev B §2.4.5 routing diagram + DRC-18 pass confirmation in CAD.</w:t>
+            </w:r>
+          </w:p>
+        </w:tc>
+        <w:tc>
+          <w:tcPr>
+            <w:tcW w:w="864" w:type="dxa"/>
+            <w:shd w:val="clear" w:color="auto" w:fill="F5F5F5"/>
+          </w:tcPr>
+          <w:p>
+            <w:r>
+              <w:t xml:space="preserve">G2</w:t>
+            </w:r>
+          </w:p>
+        </w:tc>
+        <w:tc>
+          <w:tcPr>
             <w:tcW w:w="936" w:type="dxa"/>
-          </w:tcPr>
-          <w:p>
-            <w:r>
-              <w:rPr>
-                <w:b/>
-                <w:sz w:val="16"/>
-              </w:rPr>
-              <w:t xml:space="preserve">G2-11</w:t>
-            </w:r>
-          </w:p>
-        </w:tc>
-        <w:tc>
-          <w:tcPr>
-            <w:tcW w:w="792" w:type="dxa"/>
-          </w:tcPr>
-          <w:p>
-            <w:r>
-              <w:rPr>
-                <w:sz w:val="16"/>
-              </w:rPr>
-              <w:t xml:space="preserve">G2</w:t>
-            </w:r>
-          </w:p>
-        </w:tc>
-        <w:tc>
-          <w:tcPr>
-            <w:tcW w:w="5040" w:type="dxa"/>
-          </w:tcPr>
-          <w:p>
-            <w:r>
-              <w:rPr>
-                <w:sz w:val="16"/>
-              </w:rPr>
-              <w:t xml:space="preserve">EEG cable routing path inside shell must be specified and documented in NP-DRV-SHELL-001 §2.4 before tooling release. Required to verify DRC-18 (≥15 mm FPC-to-EEG separation). [BLOCKING — tooling must not be released without this.] Owner: EE + ME joint. Deliverable: §2.4 routing diagram + DRC-18 pass confirmation in CAD. Ref: RISK-21.</w:t>
-            </w:r>
-          </w:p>
-        </w:tc>
-        <w:tc>
-          <w:tcPr>
-            <w:tcW w:w="1296" w:type="dxa"/>
-          </w:tcPr>
-          <w:p>
-            <w:r>
-              <w:rPr>
-                <w:sz w:val="16"/>
-              </w:rPr>
-              <w:t xml:space="preserve">EE + ME</w:t>
-            </w:r>
-          </w:p>
-        </w:tc>
-        <w:tc>
-          <w:tcPr>
-            <w:tcW w:w="1728" w:type="dxa"/>
-            <w:shd w:val="clear" w:color="auto" w:fill="FFF2CC"/>
-          </w:tcPr>
-          <w:p>
-            <w:r>
-              <w:rPr>
-                <w:sz w:val="16"/>
-              </w:rPr>
-              <w:t>CLOSED — NP-DRV-SHELL-001 Rev B §2.4.5 (2026-05-10). EEG cable routing path locked; OI-09 closed; DRC-22 and DRC-23 CLOSED. 8×5mm main trunk + 6×4mm branch channels specified in shell CAD; spec handed to tooling supplier. DRC-18 verified (18–22mm separation).</w:t>
+            <w:shd w:val="clear" w:color="auto" w:fill="F5F5F5"/>
+          </w:tcPr>
+          <w:p>
+            <w:r>
+              <w:t xml:space="preserve">RISK-21</w:t>
+            </w:r>
+          </w:p>
+        </w:tc>
+        <w:tc>
+          <w:tcPr>
+            <w:tcW w:w="1008" w:type="dxa"/>
+            <w:shd w:val="clear" w:color="auto" w:fill="E2EFDA"/>
+          </w:tcPr>
+          <w:p>
+            <w:r>
+              <w:t xml:space="preserve">CLOSED — NP-DRV-SHELL-001 Rev B §2.4.5 (2026-05-10). OI-09 closed; DRC-22/23 CLOSED. 18–22mm separation.</w:t>
             </w:r>
           </w:p>
         </w:tc>
@@ -4242,68 +4248,72 @@
       <w:tr>
         <w:tc>
           <w:tcPr>
+            <w:tcW w:w="792" w:type="dxa"/>
+          </w:tcPr>
+          <w:p>
+            <w:r>
+              <w:t xml:space="preserve">G2-12</w:t>
+            </w:r>
+          </w:p>
+        </w:tc>
+        <w:tc>
+          <w:tcPr>
+            <w:tcW w:w="1656" w:type="dxa"/>
+          </w:tcPr>
+          <w:p>
+            <w:r>
+              <w:t xml:space="preserve">FW + HW EE</w:t>
+            </w:r>
+          </w:p>
+        </w:tc>
+        <w:tc>
+          <w:tcPr>
+            <w:tcW w:w="3240" w:type="dxa"/>
+          </w:tcPr>
+          <w:p>
+            <w:r>
+              <w:t xml:space="preserve">HRV biofeedback firmware spec — coherence algorithm, taVNS timing, dual EEG+HRV display. Six-module library.</w:t>
+            </w:r>
+          </w:p>
+        </w:tc>
+        <w:tc>
+          <w:tcPr>
+            <w:tcW w:w="2664" w:type="dxa"/>
+          </w:tcPr>
+          <w:p>
+            <w:r>
+              <w:t xml:space="preserve">NP-FW-HRV-001 Rev A baselined. HRV biofeedback firmware (firmware/hrv_biofeedback/).</w:t>
+            </w:r>
+          </w:p>
+        </w:tc>
+        <w:tc>
+          <w:tcPr>
+            <w:tcW w:w="864" w:type="dxa"/>
+          </w:tcPr>
+          <w:p>
+            <w:r>
+              <w:t xml:space="preserve">G2</w:t>
+            </w:r>
+          </w:p>
+        </w:tc>
+        <w:tc>
+          <w:tcPr>
             <w:tcW w:w="936" w:type="dxa"/>
           </w:tcPr>
           <w:p>
             <w:r>
-              <w:rPr>
-                <w:sz w:val="16"/>
-                <w:b/>
-              </w:rPr>
-              <w:t xml:space="preserve">G2-12</w:t>
-            </w:r>
-          </w:p>
-        </w:tc>
-        <w:tc>
-          <w:tcPr>
-            <w:tcW w:w="792" w:type="dxa"/>
-          </w:tcPr>
-          <w:p>
-            <w:r>
-              <w:rPr>
-                <w:sz w:val="16"/>
-              </w:rPr>
-              <w:t xml:space="preserve">G2</w:t>
-            </w:r>
-          </w:p>
-        </w:tc>
-        <w:tc>
-          <w:tcPr>
-            <w:tcW w:w="1872" w:type="dxa"/>
-          </w:tcPr>
-          <w:p>
-            <w:r>
-              <w:rPr>
-                <w:sz w:val="16"/>
-              </w:rPr>
-              <w:t xml:space="preserve">FW + HW EE</w:t>
-            </w:r>
-          </w:p>
-        </w:tc>
-        <w:tc>
-          <w:tcPr>
-            <w:tcW w:w="4031" w:type="dxa"/>
-          </w:tcPr>
-          <w:p>
-            <w:r>
-              <w:rPr>
-                <w:sz w:val="16"/>
-              </w:rPr>
-              <w:t xml:space="preserve">HRV biofeedback firmware spec — coherence algo, taVNS timing, dual EEG+HRV display</w:t>
-            </w:r>
-          </w:p>
-        </w:tc>
-        <w:tc>
-          <w:tcPr>
-            <w:tcW w:w="2015" w:type="dxa"/>
-            <w:shd w:val="clear" w:color="auto" w:fill="FFF2CC"/>
-          </w:tcPr>
-          <w:p>
-            <w:r>
-              <w:rPr>
-                <w:sz w:val="16"/>
-              </w:rPr>
-              <w:t>CLOSED — NP-FW-HRV-001 Rev A baselined 2026-05-11. HRV biofeedback firmware written (firmware/hrv_biofeedback/). Six-module library: ppg, coherence (256-pt Welch PSD), pacer, tavns_sync, eeg_biofeedback, session. Four protocols including taVNS synchronised stimulation. G2-12 CLOSED. Closes Issue #21.</w:t>
+              <w:t xml:space="preserve">RISK-14 / RISK-13</w:t>
+            </w:r>
+          </w:p>
+        </w:tc>
+        <w:tc>
+          <w:tcPr>
+            <w:tcW w:w="1008" w:type="dxa"/>
+            <w:shd w:val="clear" w:color="auto" w:fill="E2EFDA"/>
+          </w:tcPr>
+          <w:p>
+            <w:r>
+              <w:t xml:space="preserve">CLOSED — NP-FW-HRV-001 Rev A baselined 2026-05-11. Closes Issue #21.</w:t>
             </w:r>
           </w:p>
         </w:tc>
@@ -4311,52 +4321,78 @@
       <w:tr>
         <w:tc>
           <w:tcPr>
+            <w:tcW w:w="792" w:type="dxa"/>
+            <w:shd w:val="clear" w:color="auto" w:fill="F5F5F5"/>
+          </w:tcPr>
+          <w:p>
+            <w:r>
+              <w:t xml:space="preserve">G2-14</w:t>
+            </w:r>
+          </w:p>
+        </w:tc>
+        <w:tc>
+          <w:tcPr>
+            <w:tcW w:w="1656" w:type="dxa"/>
+            <w:shd w:val="clear" w:color="auto" w:fill="F5F5F5"/>
+          </w:tcPr>
+          <w:p>
+            <w:r>
+              <w:t xml:space="preserve">Firmware Lead + Systems Eng</w:t>
+            </w:r>
+          </w:p>
+        </w:tc>
+        <w:tc>
+          <w:tcPr>
+            <w:tcW w:w="3240" w:type="dxa"/>
+            <w:shd w:val="clear" w:color="auto" w:fill="F5F5F5"/>
+          </w:tcPr>
+          <w:p>
+            <w:r>
+              <w:t xml:space="preserve">Hub control program (NP-FW-HUB-001 Rev A) — main application firmware for i.MX RT1062. Four FreeRTOS tasks: module probe, protocol runner, telemetry, safety SPI heartbeat.</w:t>
+            </w:r>
+          </w:p>
+        </w:tc>
+        <w:tc>
+          <w:tcPr>
+            <w:tcW w:w="2664" w:type="dxa"/>
+            <w:shd w:val="clear" w:color="auto" w:fill="F5F5F5"/>
+          </w:tcPr>
+          <w:p>
+            <w:r>
+              <w:t xml:space="preserve">NP-FW-HUB-001 Rev A written (firmware/hub_control/). T1 modules connected. T2 stubs present. HAL stubs pending prototype.</w:t>
+            </w:r>
+          </w:p>
+        </w:tc>
+        <w:tc>
+          <w:tcPr>
+            <w:tcW w:w="864" w:type="dxa"/>
+            <w:shd w:val="clear" w:color="auto" w:fill="F5F5F5"/>
+          </w:tcPr>
+          <w:p>
+            <w:r>
+              <w:t xml:space="preserve">G2</w:t>
+            </w:r>
+          </w:p>
+        </w:tc>
+        <w:tc>
+          <w:tcPr>
             <w:tcW w:w="936" w:type="dxa"/>
-          </w:tcPr>
-          <w:p>
-            <w:r>
-              <w:t>G2-14</w:t>
-            </w:r>
-          </w:p>
-        </w:tc>
-        <w:tc>
-          <w:tcPr>
-            <w:tcW w:w="792" w:type="dxa"/>
-          </w:tcPr>
-          <w:p>
-            <w:r>
-              <w:t>G2</w:t>
-            </w:r>
-          </w:p>
-        </w:tc>
-        <w:tc>
-          <w:tcPr>
-            <w:tcW w:w="1872" w:type="dxa"/>
-          </w:tcPr>
-          <w:p>
-            <w:r>
-              <w:t xml:space="preserve">Firmware Lead + Systems Eng</w:t>
-            </w:r>
-          </w:p>
-        </w:tc>
-        <w:tc>
-          <w:tcPr>
-            <w:tcW w:w="4031" w:type="dxa"/>
-          </w:tcPr>
-          <w:p>
-            <w:r>
-              <w:t xml:space="preserve">Hub control program (NP-FW-HUB-001 Rev A) — main application firmware for NXP i.MX RT1062 hub processor. Four FreeRTOS tasks: (1) module probe — scans all slots and accessory ports, populates module registry; (2) protocol runner — receives Ed25519-signed binary protocol, dispatches commands by start_ms; (3) telemetry — collects per-module telemetry every second, routes to UHDR/SHDR per 27-element classification table; (4) safety SPI heartbeat — 200ms heartbeat to Safety MCU carrying requested-enable bitmask. T2 module stubs registered but return NOT_PRESENT until hardware drivers built.</w:t>
-            </w:r>
-          </w:p>
-        </w:tc>
-        <w:tc>
-          <w:tcPr>
-            <w:tcW w:w="2015" w:type="dxa"/>
+            <w:shd w:val="clear" w:color="auto" w:fill="F5F5F5"/>
+          </w:tcPr>
+          <w:p>
+            <w:r>
+              <w:t xml:space="preserve">—</w:t>
+            </w:r>
+          </w:p>
+        </w:tc>
+        <w:tc>
+          <w:tcPr>
+            <w:tcW w:w="1008" w:type="dxa"/>
             <w:shd w:val="clear" w:color="auto" w:fill="FFF2CC"/>
           </w:tcPr>
           <w:p>
             <w:r>
-              <w:t xml:space="preserve">PARTIAL — NP-FW-HUB-001 Rev A written (firmware/hub_control/, 2026-05-16). T1 module registry probing all 11 slots. Protocol runner, telemetry, safety SPI heartbeat implemented. T2 stubs registered (return NOT_PRESENT). HAL stubs for T2 hardware drivers PENDING. Predefined protocol library (19 protocols, docs/npps-reference.md) ready. Full gate closure requires HAL stub connections to prototype hardware.</w:t>
+              <w:t xml:space="preserve">PARTIAL — firmware written 2026-05-16. HAL stubs pending prototype hardware.</w:t>
             </w:r>
           </w:p>
         </w:tc>
@@ -5168,68 +5204,72 @@
       <w:tr>
         <w:tc>
           <w:tcPr>
+            <w:tcW w:w="792" w:type="dxa"/>
+          </w:tcPr>
+          <w:p>
+            <w:r>
+              <w:t xml:space="preserve">G3-07</w:t>
+            </w:r>
+          </w:p>
+        </w:tc>
+        <w:tc>
+          <w:tcPr>
+            <w:tcW w:w="1656" w:type="dxa"/>
+          </w:tcPr>
+          <w:p>
+            <w:r>
+              <w:t xml:space="preserve">EE + FW</w:t>
+            </w:r>
+          </w:p>
+        </w:tc>
+        <w:tc>
+          <w:tcPr>
+            <w:tcW w:w="3240" w:type="dxa"/>
+          </w:tcPr>
+          <w:p>
+            <w:r>
+              <w:t xml:space="preserve">sLORETA-guided HD-tDCS T2: (1) dual-rated Ag/AgCl electrodes; (2) sLORETA-to-10-20 mapping (FAI-HD01); (3) 4×1 montage (FAI-HD02–HD03); (4) EEG+tDCS SNR (FAI-HD04).</w:t>
+            </w:r>
+          </w:p>
+        </w:tc>
+        <w:tc>
+          <w:tcPr>
+            <w:tcW w:w="2664" w:type="dxa"/>
+          </w:tcPr>
+          <w:p>
+            <w:r>
+              <w:t xml:space="preserve">NP-FW-HD-001 Rev A. Firmware (firmware/sloreta_hdtdcs/). FAI-HD02 SOFTWARE PASS. Hardware FAI pending T2 prototype.</w:t>
+            </w:r>
+          </w:p>
+        </w:tc>
+        <w:tc>
+          <w:tcPr>
+            <w:tcW w:w="864" w:type="dxa"/>
+          </w:tcPr>
+          <w:p>
+            <w:r>
+              <w:t xml:space="preserve">G3</w:t>
+            </w:r>
+          </w:p>
+        </w:tc>
+        <w:tc>
+          <w:tcPr>
             <w:tcW w:w="936" w:type="dxa"/>
           </w:tcPr>
           <w:p>
             <w:r>
-              <w:rPr>
-                <w:b/>
-                <w:sz w:val="16"/>
-              </w:rPr>
-              <w:t xml:space="preserve">G3-07</w:t>
-            </w:r>
-          </w:p>
-        </w:tc>
-        <w:tc>
-          <w:tcPr>
-            <w:tcW w:w="792" w:type="dxa"/>
-          </w:tcPr>
-          <w:p>
-            <w:r>
-              <w:rPr>
-                <w:sz w:val="16"/>
-              </w:rPr>
-              <w:t xml:space="preserve">G3</w:t>
-            </w:r>
-          </w:p>
-        </w:tc>
-        <w:tc>
-          <w:tcPr>
-            <w:tcW w:w="1872" w:type="dxa"/>
-          </w:tcPr>
-          <w:p>
-            <w:r>
-              <w:rPr>
-                <w:sz w:val="16"/>
-              </w:rPr>
-              <w:t xml:space="preserve">EE + FW</w:t>
-            </w:r>
-          </w:p>
-        </w:tc>
-        <w:tc>
-          <w:tcPr>
-            <w:tcW w:w="4031" w:type="dxa"/>
-          </w:tcPr>
-          <w:p>
-            <w:r>
-              <w:rPr>
-                <w:sz w:val="16"/>
-              </w:rPr>
-              <w:t xml:space="preserve">sLORETA-guided HD-tDCS T2 specification: (1) T2 qEEG electrode dual-rated spec (Ag/AgCl 3.5mm, simultaneous EEG+stimulation); (2) sLORETA-to-10-20 mapping algorithm validated (FAI-HD01); (3) 4×1 montage current distribution verified (FAI-HD02–HD03); (4) simultaneous EEG+tDCS signal quality (FAI-HD04).</w:t>
-            </w:r>
-          </w:p>
-        </w:tc>
-        <w:tc>
-          <w:tcPr>
-            <w:tcW w:w="2015" w:type="dxa"/>
+              <w:t xml:space="preserve">RISK-03</w:t>
+            </w:r>
+          </w:p>
+        </w:tc>
+        <w:tc>
+          <w:tcPr>
+            <w:tcW w:w="1008" w:type="dxa"/>
             <w:shd w:val="clear" w:color="auto" w:fill="FFF2CC"/>
           </w:tcPr>
           <w:p>
             <w:r>
-              <w:rPr>
-                <w:sz w:val="16"/>
-              </w:rPr>
-              <w:t>SOFTWARE BASELINED — NP-FW-HD-001 Rev A baselined 2026-05-11. sLORETA-guided HD-tDCS firmware written (firmware/sloreta_hdtdcs/). Scalar sLORETA 2447-voxel weight matrix; 4×1 ring montage; 7 clinical targets; 30s ramp state machine; concurrent EEG with 200µs blanking. FAI-HD02 SOFTWARE PASS. Hardware FAI (FAI-HD01 phantom accuracy, FAI-HD03 focality, FAI-HD04 SNR bench) PENDING — requires T2 prototype. Closes Issue #23.</w:t>
+              <w:t xml:space="preserve">SOFTWARE BASELINED — NP-FW-HD-001 Rev A, 2026-05-11. Hardware FAI PENDING. Issue #23.</w:t>
             </w:r>
           </w:p>
         </w:tc>
@@ -5237,68 +5277,78 @@
       <w:tr>
         <w:tc>
           <w:tcPr>
+            <w:tcW w:w="792" w:type="dxa"/>
+            <w:shd w:val="clear" w:color="auto" w:fill="F5F5F5"/>
+          </w:tcPr>
+          <w:p>
+            <w:r>
+              <w:t xml:space="preserve">G3-08</w:t>
+            </w:r>
+          </w:p>
+        </w:tc>
+        <w:tc>
+          <w:tcPr>
+            <w:tcW w:w="1656" w:type="dxa"/>
+            <w:shd w:val="clear" w:color="auto" w:fill="F5F5F5"/>
+          </w:tcPr>
+          <w:p>
+            <w:r>
+              <w:t xml:space="preserve">EE + ME + Regulatory</w:t>
+            </w:r>
+          </w:p>
+        </w:tc>
+        <w:tc>
+          <w:tcPr>
+            <w:tcW w:w="3240" w:type="dxa"/>
+            <w:shd w:val="clear" w:color="auto" w:fill="F5F5F5"/>
+          </w:tcPr>
+          <w:p>
+            <w:r>
+              <w:t xml:space="preserve">Cervical VNS T2: (1) electrode placement (FAI-CV01); (2) cardiac interlock bench (FAI-CV02); (3) tolerability (FAI-CV03); (4) 510(k) pre-submission (electroCore K163334+K173323).</w:t>
+            </w:r>
+          </w:p>
+        </w:tc>
+        <w:tc>
+          <w:tcPr>
+            <w:tcW w:w="2664" w:type="dxa"/>
+            <w:shd w:val="clear" w:color="auto" w:fill="F5F5F5"/>
+          </w:tcPr>
+          <w:p>
+            <w:r>
+              <w:t xml:space="preserve">NP-FW-CVNS-001 Rev A + NP-REG-CVNS-001 Rev A. Firmware (firmware/cervical_vns/). FAI-CV02 SOFTWARE PASS. Hardware FAI + IRB pending.</w:t>
+            </w:r>
+          </w:p>
+        </w:tc>
+        <w:tc>
+          <w:tcPr>
+            <w:tcW w:w="864" w:type="dxa"/>
+            <w:shd w:val="clear" w:color="auto" w:fill="F5F5F5"/>
+          </w:tcPr>
+          <w:p>
+            <w:r>
+              <w:t xml:space="preserve">G3</w:t>
+            </w:r>
+          </w:p>
+        </w:tc>
+        <w:tc>
+          <w:tcPr>
             <w:tcW w:w="936" w:type="dxa"/>
-          </w:tcPr>
-          <w:p>
-            <w:r>
-              <w:rPr>
-                <w:b/>
-                <w:sz w:val="16"/>
-              </w:rPr>
-              <w:t xml:space="preserve">G3-08</w:t>
-            </w:r>
-          </w:p>
-        </w:tc>
-        <w:tc>
-          <w:tcPr>
-            <w:tcW w:w="792" w:type="dxa"/>
-          </w:tcPr>
-          <w:p>
-            <w:r>
-              <w:rPr>
-                <w:sz w:val="16"/>
-              </w:rPr>
-              <w:t xml:space="preserve">G3</w:t>
-            </w:r>
-          </w:p>
-        </w:tc>
-        <w:tc>
-          <w:tcPr>
-            <w:tcW w:w="1872" w:type="dxa"/>
-          </w:tcPr>
-          <w:p>
-            <w:r>
-              <w:rPr>
-                <w:sz w:val="16"/>
-              </w:rPr>
-              <w:t xml:space="preserve">EE + ME + Regulatory</w:t>
-            </w:r>
-          </w:p>
-        </w:tc>
-        <w:tc>
-          <w:tcPr>
-            <w:tcW w:w="4031" w:type="dxa"/>
-          </w:tcPr>
-          <w:p>
-            <w:r>
-              <w:rPr>
-                <w:sz w:val="16"/>
-              </w:rPr>
-              <w:t xml:space="preserve">Cervical VNS T2 accessory specification: (1) electrode placement guide in IFU (FAI-CV01); (2) cardiac safety interlock bench verified (FAI-CV02); (3) tolerability study complete (FAI-CV03); (4) 510(k) pre-submission strategy aligned with FDA (predicate: electroCore K163334 + K173323).</w:t>
-            </w:r>
-          </w:p>
-        </w:tc>
-        <w:tc>
-          <w:tcPr>
-            <w:tcW w:w="2015" w:type="dxa"/>
+            <w:shd w:val="clear" w:color="auto" w:fill="F5F5F5"/>
+          </w:tcPr>
+          <w:p>
+            <w:r>
+              <w:t xml:space="preserve">RISK-25</w:t>
+            </w:r>
+          </w:p>
+        </w:tc>
+        <w:tc>
+          <w:tcPr>
+            <w:tcW w:w="1008" w:type="dxa"/>
             <w:shd w:val="clear" w:color="auto" w:fill="FFF2CC"/>
           </w:tcPr>
           <w:p>
             <w:r>
-              <w:rPr>
-                <w:sz w:val="16"/>
-              </w:rPr>
-              <w:t>SOFTWARE BASELINED — NP-FW-CVNS-001 Rev A + NP-REG-CVNS-001 Rev A baselined 2026-05-11. Cervical VNS safety interlock firmware written (firmware/cervical_vns/). Dual-processor cardiac interlock: HR change &gt;15 BPM in 5s → GPIO cutoff &lt;5.1ms worst-case. FAI-CV02 SOFTWARE CONSTANTS PASS. 510(k) Q-Sub predicate aligned (electroCore K163334+K173323). Hardware FAI (FAI-CV01 phantom, FAI-CV02 timing bench, FAI-CV03 tolerability) PENDING — requires T2 prototype + IRB. Closes Issue #24.</w:t>
+              <w:t xml:space="preserve">SOFTWARE BASELINED — NP-FW-CVNS-001 Rev A + NP-REG-CVNS-001 Rev A, 2026-05-11. Issue #24.</w:t>
             </w:r>
           </w:p>
         </w:tc>
@@ -5329,6 +5379,244 @@
         <w:t>Current status of all coordination items. Updated as items close.</w:t>
       </w:r>
     </w:p>
+    <w:p>
+      <w:pPr>
+        <w:spacing w:before="240" w:after="120"/>
+      </w:pPr>
+      <w:r>
+        <w:rPr>
+          <w:b/>
+        </w:rPr>
+        <w:t>STATUS COLOR KEY</w:t>
+      </w:r>
+    </w:p>
+    <w:tbl>
+      <w:tblPr>
+        <w:tblStyle w:val="TableGrid"/>
+        <w:tblW w:w="0" w:type="auto"/>
+      </w:tblPr>
+      <w:tblGrid>
+        <w:gridCol w:w="1500"/>
+        <w:gridCol w:w="3500"/>
+        <w:gridCol w:w="5000"/>
+      </w:tblGrid>
+      <w:tr>
+        <w:tc>
+          <w:tcPr>
+            <w:tcW w:w="1500" w:type="dxa"/>
+            <w:shd w:val="clear" w:color="auto" w:fill="1F497D"/>
+          </w:tcPr>
+          <w:p>
+            <w:r>
+              <w:rPr>
+                <w:color w:val="FFFFFF"/>
+                <w:b/>
+              </w:rPr>
+              <w:t xml:space="preserve">Color</w:t>
+            </w:r>
+          </w:p>
+        </w:tc>
+        <w:tc>
+          <w:tcPr>
+            <w:tcW w:w="3500" w:type="dxa"/>
+            <w:shd w:val="clear" w:color="auto" w:fill="1F497D"/>
+          </w:tcPr>
+          <w:p>
+            <w:r>
+              <w:rPr>
+                <w:color w:val="FFFFFF"/>
+                <w:b/>
+              </w:rPr>
+              <w:t xml:space="preserve">Status</w:t>
+            </w:r>
+          </w:p>
+        </w:tc>
+        <w:tc>
+          <w:tcPr>
+            <w:tcW w:w="5000" w:type="dxa"/>
+            <w:shd w:val="clear" w:color="auto" w:fill="1F497D"/>
+          </w:tcPr>
+          <w:p>
+            <w:r>
+              <w:rPr>
+                <w:color w:val="FFFFFF"/>
+                <w:b/>
+              </w:rPr>
+              <w:t xml:space="preserve">Meaning</w:t>
+            </w:r>
+          </w:p>
+        </w:tc>
+      </w:tr>
+      <w:tr>
+        <w:tc>
+          <w:tcPr>
+            <w:tcW w:w="1500" w:type="dxa"/>
+            <w:shd w:val="clear" w:color="auto" w:fill="FF0000"/>
+          </w:tcPr>
+          <w:p>
+            <w:r>
+              <w:rPr>
+                <w:color w:val="FFFFFF"/>
+              </w:rPr>
+              <w:t xml:space="preserve"> </w:t>
+            </w:r>
+          </w:p>
+        </w:tc>
+        <w:tc>
+          <w:tcPr>
+            <w:tcW w:w="3500" w:type="dxa"/>
+            <w:shd w:val="clear" w:color="auto" w:fill="FF0000"/>
+          </w:tcPr>
+          <w:p>
+            <w:r>
+              <w:rPr>
+                <w:color w:val="FFFFFF"/>
+                <w:b/>
+              </w:rPr>
+              <w:t xml:space="preserve">BLOCKING</w:t>
+            </w:r>
+          </w:p>
+        </w:tc>
+        <w:tc>
+          <w:tcPr>
+            <w:tcW w:w="5000" w:type="dxa"/>
+          </w:tcPr>
+          <w:p>
+            <w:r>
+              <w:rPr/>
+              <w:t xml:space="preserve">Production-blocking item requiring immediate action</w:t>
+            </w:r>
+          </w:p>
+        </w:tc>
+      </w:tr>
+      <w:tr>
+        <w:tc>
+          <w:tcPr>
+            <w:tcW w:w="1500" w:type="dxa"/>
+            <w:shd w:val="clear" w:color="auto" w:fill="FFE699"/>
+          </w:tcPr>
+          <w:p>
+            <w:r>
+              <w:rPr>
+                <w:color w:val="604000"/>
+              </w:rPr>
+              <w:t xml:space="preserve"> </w:t>
+            </w:r>
+          </w:p>
+        </w:tc>
+        <w:tc>
+          <w:tcPr>
+            <w:tcW w:w="3500" w:type="dxa"/>
+            <w:shd w:val="clear" w:color="auto" w:fill="FFE699"/>
+          </w:tcPr>
+          <w:p>
+            <w:r>
+              <w:rPr>
+                <w:color w:val="604000"/>
+                <w:b/>
+              </w:rPr>
+              <w:t xml:space="preserve">OPEN</w:t>
+            </w:r>
+          </w:p>
+        </w:tc>
+        <w:tc>
+          <w:tcPr>
+            <w:tcW w:w="5000" w:type="dxa"/>
+          </w:tcPr>
+          <w:p>
+            <w:r>
+              <w:rPr/>
+              <w:t xml:space="preserve">Not yet started or in progress; action required</w:t>
+            </w:r>
+          </w:p>
+        </w:tc>
+      </w:tr>
+      <w:tr>
+        <w:tc>
+          <w:tcPr>
+            <w:tcW w:w="1500" w:type="dxa"/>
+            <w:shd w:val="clear" w:color="auto" w:fill="FFF2CC"/>
+          </w:tcPr>
+          <w:p>
+            <w:r>
+              <w:rPr>
+                <w:color w:val="604000"/>
+              </w:rPr>
+              <w:t xml:space="preserve"> </w:t>
+            </w:r>
+          </w:p>
+        </w:tc>
+        <w:tc>
+          <w:tcPr>
+            <w:tcW w:w="3500" w:type="dxa"/>
+            <w:shd w:val="clear" w:color="auto" w:fill="FFF2CC"/>
+          </w:tcPr>
+          <w:p>
+            <w:r>
+              <w:rPr>
+                <w:color w:val="604000"/>
+                <w:b/>
+              </w:rPr>
+              <w:t xml:space="preserve">PARTIAL / SOFTWARE BASELINED</w:t>
+            </w:r>
+          </w:p>
+        </w:tc>
+        <w:tc>
+          <w:tcPr>
+            <w:tcW w:w="5000" w:type="dxa"/>
+          </w:tcPr>
+          <w:p>
+            <w:r>
+              <w:rPr/>
+              <w:t xml:space="preserve">Work partially complete; hardware or external dependency remaining</w:t>
+            </w:r>
+          </w:p>
+        </w:tc>
+      </w:tr>
+      <w:tr>
+        <w:tc>
+          <w:tcPr>
+            <w:tcW w:w="1500" w:type="dxa"/>
+            <w:shd w:val="clear" w:color="auto" w:fill="E2EFDA"/>
+          </w:tcPr>
+          <w:p>
+            <w:r>
+              <w:rPr>
+                <w:color w:val="2E7D32"/>
+              </w:rPr>
+              <w:t xml:space="preserve"> </w:t>
+            </w:r>
+          </w:p>
+        </w:tc>
+        <w:tc>
+          <w:tcPr>
+            <w:tcW w:w="3500" w:type="dxa"/>
+            <w:shd w:val="clear" w:color="auto" w:fill="E2EFDA"/>
+          </w:tcPr>
+          <w:p>
+            <w:r>
+              <w:rPr>
+                <w:color w:val="2E7D32"/>
+                <w:b/>
+              </w:rPr>
+              <w:t xml:space="preserve">CLOSED</w:t>
+            </w:r>
+          </w:p>
+        </w:tc>
+        <w:tc>
+          <w:tcPr>
+            <w:tcW w:w="5000" w:type="dxa"/>
+          </w:tcPr>
+          <w:p>
+            <w:r>
+              <w:rPr/>
+              <w:t xml:space="preserve">Completed and verified; no further action required</w:t>
+            </w:r>
+          </w:p>
+        </w:tc>
+      </w:tr>
+    </w:tbl>
+    <w:p/>
     <w:tbl>
       <w:tblPr>
         <w:tblStyle w:val="TableGrid"/>
@@ -5860,7 +6148,7 @@
         <w:tc>
           <w:tcPr>
             <w:tcW w:type="dxa" w:w="1224"/>
-            <w:shd w:val="clear" w:color="auto" w:fill="FFE699"/>
+            <w:shd w:val="clear" w:color="auto" w:fill="E2EFDA"/>
             <w:shd w:val="clear" w:color="auto" w:fill="E2EFDA"/>
           </w:tcPr>
           <w:p>
@@ -6718,17 +7006,9 @@
             <w:shd w:val="clear" w:color="auto" w:fill="F8F8F8"/>
           </w:tcPr>
           <w:p>
-            <w:r>
-              <w:rPr>
-                <w:sz w:val="16"/>
-              </w:rPr>
-            </w:r>
-            <w:r>
-              <w:rPr>
-                <w:b w:val="0"/>
-                <w:sz w:val="16"/>
-              </w:rPr>
-              <w:t>RISK-15 — Unique asymmetric mechanical key geometry for each of 5 zone slots (Layer 1 of 5-layer accessibility system). Key must physically prevent wrong-zone insertion for ALL users including blind. Also in this item: (a) tactile dot patterns adjacent to each slot in shell (N dots = zone N, Layer 4, ISO 9241-920); (b) braille + raised numeral on zone module face (Layer 3, ISO 17049:2013). All three features must be in shell/module tooling spec before first-cut. Zero BOM cost if specified now. See NP-HW-FPC-001 §11.4.</w:t>
+            <w:r/>
+            <w:r>
+              <w:t>Mech Eng</w:t>
             </w:r>
           </w:p>
         </w:tc>
@@ -6738,17 +7018,9 @@
             <w:shd w:val="clear" w:color="auto" w:fill="F8F8F8"/>
           </w:tcPr>
           <w:p>
-            <w:r>
-              <w:rPr>
-                <w:sz w:val="16"/>
-              </w:rPr>
-            </w:r>
-            <w:r>
-              <w:rPr>
-                <w:b w:val="0"/>
-                <w:sz w:val="16"/>
-              </w:rPr>
-              <w:t>Key geometry drawings all 5 zones. Shell drawing showing tactile dot positions (N dots per zone). Zone module drawing showing braille cell and raised numeral. Written confirmation no two key profiles are interchangeable.</w:t>
+            <w:r/>
+            <w:r>
+              <w:t>Zone slot keying geometry — mechanical + tactile + braille (RISK-15)</w:t>
             </w:r>
           </w:p>
         </w:tc>
@@ -8135,8 +8407,9 @@
             <w:tcW w:w="1872" w:type="dxa"/>
           </w:tcPr>
           <w:p>
-            <w:r>
-              <w:t>ME + Optical Eng + EE</w:t>
+            <w:r/>
+            <w:r>
+              <w:t>ME + Optical + EE</w:t>
             </w:r>
           </w:p>
         </w:tc>
@@ -8145,8 +8418,9 @@
             <w:tcW w:w="4031" w:type="dxa"/>
           </w:tcPr>
           <w:p>
-            <w:r>
-              <w:t>Lens and goggle assembly G2 gate items: (1) NP-TOOL-LENS-001 Rev B mould design review checklist (MR-01 through MR-20) completed before goggle arm tooling is cut; specifically MR-19 (F-07 shade clearance ≥ 4 mm, Issue #18) and MR-20 (tether routing ≤ 45 mm, no FOV crossing, Issue #18); (2) OI-10 CAD confirmation of F-07 position signed off; (3) NP-FAI-LENS-001 FAI checklist created (OI-8). Ref: NP-TOOL-LENS-001 Rev B §6 and §8.</w:t>
+            <w:r/>
+            <w:r>
+              <w:t>Lens + goggle assembly G2 gate (NP-TOOL-LENS-001 Rev B)</w:t>
             </w:r>
           </w:p>
         </w:tc>
@@ -8188,8 +8462,9 @@
             <w:tcW w:w="1872" w:type="dxa"/>
           </w:tcPr>
           <w:p>
-            <w:r>
-              <w:t xml:space="preserve">Firmware Lead + Systems Eng</w:t>
+            <w:r/>
+            <w:r>
+              <w:t>Firmware Lead + Systems Eng</w:t>
             </w:r>
           </w:p>
         </w:tc>
@@ -8198,8 +8473,9 @@
             <w:tcW w:w="4031" w:type="dxa"/>
           </w:tcPr>
           <w:p>
-            <w:r>
-              <w:t xml:space="preserve">Hub control program (NP-FW-HUB-001 Rev A) — main application firmware for i.MX RT1062. Four FreeRTOS tasks: module probe, protocol runner, telemetry, safety SPI heartbeat. Deliverable: firmware written, T1 modules connected to HAL stubs, T2 stubs present, protocol dispatch tested, 200ms heartbeat verified.</w:t>
+            <w:r/>
+            <w:r>
+              <w:t>Hub control program (NP-FW-HUB-001 Rev A) — 4 FreeRTOS tasks</w:t>
             </w:r>
           </w:p>
         </w:tc>
@@ -8222,7 +8498,7 @@
         <w:spacing w:after="160"/>
       </w:pPr>
       <w:r>
-        <w:t>Status at 2026-05-16: 2 BLOCKING items (G1-01 regulatory opinion, G1-07 LED part numbers). G1-13 CLOSED (NP-FW-REQ-001 Rev A — DEPRECATED, superseded by individual firmware specs). G1-15 CLOSED (FPC layout freeze, PD2 at X=33.0mm Y=39.0mm). G1-16 CLOSED (NP-FW-EMMC-001 Rev A). G2-10 CLOSED (NP-FW-ZA-001 Rev A). G2-11 CLOSED (NP-DRV-SHELL-001 Rev B). G2-12 CLOSED (NP-FW-HRV-001 Rev A). G2-13 OPEN (lens assembly). G2-14 PARTIAL (hub control program written, HAL stubs pending). G3-07 SOFTWARE BASELINED (NP-FW-HD-001 Rev A, hardware FAI pending T2 prototype). G3-08 SOFTWARE BASELINED (NP-FW-CVNS-001 Rev A, hardware FAI pending T2 prototype).</w:t>
+        <w:t>Status at 2026-06-28: 2 BLOCKING items (G1-01 regulatory opinion, G1-07 LED part numbers). G1-13 CLOSED (NP-FW-REQ-001 Rev A — DEPRECATED, superseded by individual firmware specs). G1-15 CLOSED (FPC layout freeze, PD2 at X=33.0mm Y=39.0mm). G1-16 CLOSED (NP-FW-EMMC-001 Rev A). G2-10 CLOSED (NP-FW-ZA-001 Rev A). G2-11 CLOSED (NP-DRV-SHELL-001 Rev B). G2-12 CLOSED (NP-FW-HRV-001 Rev A). G2-13 OPEN (lens assembly). G2-14 PARTIAL (hub control program written, HAL stubs pending). G3-07 SOFTWARE BASELINED (NP-FW-HD-001 Rev A, hardware FAI pending T2 prototype). G3-08 SOFTWARE BASELINED (NP-FW-CVNS-001 Rev A, hardware FAI pending T2 prototype).</w:t>
       </w:r>
     </w:p>
     <w:p>
@@ -8717,6 +8993,52 @@
           <w:p>
             <w:r>
               <w:t xml:space="preserve">G2-14 added — Hub control program (NP-FW-HUB-001 Rev A) as G2 deliverable. PARTIAL closure — core firmware written; HAL stubs pending prototype hardware.</w:t>
+            </w:r>
+          </w:p>
+        </w:tc>
+      </w:tr>
+      <w:tr>
+        <w:tc>
+          <w:tcPr>
+            <w:tcW w:type="dxa" w:w="2520"/>
+            <w:shd w:val="clear" w:color="auto" w:fill="F5F5F5"/>
+          </w:tcPr>
+          <w:p>
+            <w:r>
+              <w:t>A.9</w:t>
+            </w:r>
+          </w:p>
+        </w:tc>
+        <w:tc>
+          <w:tcPr>
+            <w:tcW w:type="dxa" w:w="2520"/>
+            <w:shd w:val="clear" w:color="auto" w:fill="F5F5F5"/>
+          </w:tcPr>
+          <w:p>
+            <w:r>
+              <w:t>2026-06-28</w:t>
+            </w:r>
+          </w:p>
+        </w:tc>
+        <w:tc>
+          <w:tcPr>
+            <w:tcW w:type="dxa" w:w="2520"/>
+            <w:shd w:val="clear" w:color="auto" w:fill="F5F5F5"/>
+          </w:tcPr>
+          <w:p>
+            <w:r>
+              <w:t>NeuroPulse Engineering</w:t>
+            </w:r>
+          </w:p>
+        </w:tc>
+        <w:tc>
+          <w:tcPr>
+            <w:tcW w:type="dxa" w:w="2520"/>
+            <w:shd w:val="clear" w:color="auto" w:fill="F5F5F5"/>
+          </w:tcPr>
+          <w:p>
+            <w:r>
+              <w:t>Table format consistency: fixed 8 detail-table rows with incorrect 5-column format (G1-13, G1-14, G2-10, G2-11, G2-12, G2-14, G3-07, G3-08) — all now 7-column matching headers. Fixed G1-06 detail row (status text in Gate column). Abbreviated summary dashboard rows G2-02, G2-13, G2-14. Added status color coding key. G1-06 summary shading corrected to CLOSED.</w:t>
             </w:r>
           </w:p>
         </w:tc>

--- a/docs/neuropulse_eng_coordination_checklist.docx
+++ b/docs/neuropulse_eng_coordination_checklist.docx
@@ -70,7 +70,7 @@
               <w:rPr>
                 <w:sz w:val="20"/>
               </w:rPr>
-              <w:t>This document tracks every cross-discipline engineering coordination item required before PCB layout release, shell tooling release, and production release of the Zone Module FPC assembly. Items are organised by gate — all items in a gate must be DONE before that gate can be declared open. Unresolved items at a gate are production-blocking.</w:t>
+              <w:t>This document tracks every cross-discipline engineering coordination item required before PCB layout release, shell tooling release, and production release of the Zone Module FPC assembly. Items are organized by gate — all items in a gate must be DONE before that gate can be declared open. Unresolved items at a gate are production-blocking.</w:t>
             </w:r>
           </w:p>
         </w:tc>
@@ -98,7 +98,7 @@
         <w:rPr>
           <w:sz w:val="20"/>
         </w:rPr>
-        <w:t>Three sequential gates govern the Zone Module FPC development programme:</w:t>
+        <w:t>Three sequential gates govern the Zone Module FPC development program:</w:t>
       </w:r>
     </w:p>
     <w:tbl>
@@ -1109,7 +1109,7 @@
               <w:rPr>
                 <w:sz w:val="16"/>
               </w:rPr>
-              <w:t>RISK-13 — Implement 50 µs EEG blanking window on each LED switching edge. Blanking suppresses switching transients from entering EEG ADC during transition. Blanking must be synchronised to PWM timer output — not a fixed delay. Confirm firmware implements blanking and provide test evidence (scope trace showing EEG input held during blanking window).</w:t>
+              <w:t>RISK-13 — Implement 50 µs EEG blanking window on each LED switching edge. Blanking suppresses switching transients from entering EEG ADC during transition. Blanking must be synchronized to PWM timer output — not a fixed delay. Confirm firmware implements blanking and provide test evidence (scope trace showing EEG input held during blanking window).</w:t>
             </w:r>
           </w:p>
         </w:tc>
@@ -1311,7 +1311,7 @@
               <w:rPr>
                 <w:sz w:val="16"/>
               </w:rPr>
-              <w:t>RISK-14 — Decide: single-photodiode two-measurement protocol vs. second photodiode on scalp side of PDMS for LED aging / PDMS fouling discrimination. This decision affects Hub PCB routing (does second PD need additional ADC channel?) and zone module mould geometry (second PD requires aperture in different location). Must decide before layout — cannot add second PD pin after layout is cut.</w:t>
+              <w:t>RISK-14 — Decide: single-photodiode two-measurement protocol vs. second photodiode on scalp side of PDMS for LED aging / PDMS fouling discrimination. This decision affects Hub PCB routing (does second PD need additional ADC channel?) and zone module mold geometry (second PD requires aperture in different location). Must decide before layout — cannot add second PD pin after layout is cut.</w:t>
             </w:r>
           </w:p>
         </w:tc>
@@ -2262,7 +2262,7 @@
               <w:rPr>
                 <w:sz w:val="16"/>
               </w:rPr>
-              <w:t>OI-07 — Photodiode part number and baffle geometry must be defined before zone module mould geometry is finalised. Baffle: 1 mm aperture, 2–3 mm height, black POM or anodised Al (per §8.2). Baffle housing is moulded into zone module body — cannot be added post-tooling. Also decide: ADPD174GGI (integrated TIA + optical isolation) vs. discrete TIA (per OI-13). Integrated part changes Hub PCB footprint.</w:t>
+              <w:t>OI-07 — Photodiode part number and baffle geometry must be defined before zone module mold geometry is finalised. Baffle: 1 mm aperture, 2–3 mm height, black POM or anodised Al (per §8.2). Baffle housing is molded into zone module body — cannot be added post-tooling. Also decide: ADPD174GGI (integrated TIA + optical isolation) vs. discrete TIA (per OI-13). Integrated part changes Hub PCB footprint.</w:t>
             </w:r>
           </w:p>
         </w:tc>
@@ -2276,7 +2276,7 @@
               <w:rPr>
                 <w:sz w:val="16"/>
               </w:rPr>
-              <w:t>Photodiode part number confirmed. Baffle geometry drawing in mech spec. ADPD174GGI vs discrete decision documented. Zone module mould drawing updated.</w:t>
+              <w:t>Photodiode part number confirmed. Baffle geometry drawing in mech spec. ADPD174GGI vs discrete decision documented. Zone module mold drawing updated.</w:t>
             </w:r>
           </w:p>
         </w:tc>
@@ -2321,7 +2321,7 @@
                 <w:color w:val="FFFFFF"/>
                 <w:sz w:val="16"/>
               </w:rPr>
-              <w:t>OPEN — mould geometry blocking</w:t>
+              <w:t>OPEN — mold geometry blocking</w:t>
             </w:r>
           </w:p>
         </w:tc>
@@ -2918,7 +2918,7 @@
               <w:rPr>
                 <w:sz w:val="16"/>
               </w:rPr>
-              <w:t>RISK-17 / RISK-11 — Multi-FPC cable management inside shell: 5 zone FPC tails run simultaneously from zone slots to Hub PCB connector. Shell interior must separate zone FPCs from EEG electrode cables (to prevent RF coupling between LED power current and EEG signal leads). Hub PCB connector placement must minimise routing complexity for longest FPC runs (Zone 1 and 2, frontal, ~120 mm arc). All routing channels addressed in NP-DRV-SHELL-001; multi-FPC bundle management requires additional coordination.</w:t>
+              <w:t>RISK-17 / RISK-11 — Multi-FPC cable management inside shell: 5 zone FPC tails run simultaneously from zone slots to Hub PCB connector. Shell interior must separate zone FPCs from EEG electrode cables (to prevent RF coupling between LED power current and EEG signal leads). Hub PCB connector placement must minimize routing complexity for longest FPC runs (Zone 1 and 2, frontal, ~120 mm arc). All routing channels addressed in NP-DRV-SHELL-001; multi-FPC bundle management requires additional coordination.</w:t>
             </w:r>
           </w:p>
         </w:tc>
@@ -4938,7 +4938,7 @@
               <w:rPr>
                 <w:sz w:val="16"/>
               </w:rPr>
-              <w:t>RISK-13 — First prototype validation: capture oscilloscope trace showing EEG input vs. LED PWM edge to confirm 50 µs blanking is active and synchronised. Also verify no EEG artifact visible during LED switching in scope trace.</w:t>
+              <w:t>RISK-13 — First prototype validation: capture oscilloscope trace showing EEG input vs. LED PWM edge to confirm 50 µs blanking is active and synchronized. Also verify no EEG artifact visible during LED switching in scope trace.</w:t>
             </w:r>
           </w:p>
         </w:tc>
@@ -6539,7 +6539,7 @@
                 <w:color w:val="604000"/>
                 <w:sz w:val="16"/>
               </w:rPr>
-              <w:t>OPEN — mould blocking</w:t>
+              <w:t>OPEN — mold blocking</w:t>
             </w:r>
           </w:p>
         </w:tc>
@@ -6823,7 +6823,7 @@
               <w:rPr>
                 <w:sz w:val="16"/>
               </w:rPr>
-              <w:t xml:space="preserve">FPC layout freeze + PD2 aperture position (Issue #10): NP-HW-FPC-001 Rev D released with PD2 at X = 33.0 mm, Y = 39.0 mm. F-04 in NP-TOOL-ZM-001 updated. OI-3 closed. Enables mould design review (NP-TOOL-ZM-001 §5). DRC-18 CAD verification to follow at G2 (G2-11).</w:t>
+              <w:t>FPC layout freeze + PD2 aperture position (Issue #10): NP-HW-FPC-001 Rev D released with PD2 at X = 33.0 mm, Y = 39.0 mm. F-04 in NP-TOOL-ZM-001 updated. OI-3 closed. Enables mold design review (NP-TOOL-ZM-001 §5). DRC-18 CAD verification to follow at G2 (G2-11).</w:t>
             </w:r>
           </w:p>
         </w:tc>
@@ -7775,7 +7775,7 @@
               <w:rPr>
                 <w:sz w:val="16"/>
               </w:rPr>
-              <w:t>CLOSED — NP-FW-HRV-001 Rev A baselined 2026-05-11. HRV biofeedback firmware written (firmware/hrv_biofeedback/). Six-module library: ppg, coherence (256-pt Welch PSD), pacer, tavns_sync, eeg_biofeedback, session. Four protocols including taVNS synchronised stimulation. G2-12 CLOSED. Closes Issue #21.</w:t>
+              <w:t>CLOSED — NP-FW-HRV-001 Rev A baselined 2026-05-11. HRV biofeedback firmware written (firmware/hrv_biofeedback/). Six-module library: ppg, coherence (256-pt Welch PSD), pacer, tavns_sync, eeg_biofeedback, session. Four protocols including taVNS synchronized stimulation. G2-12 CLOSED. Closes Issue #21.</w:t>
             </w:r>
           </w:p>
         </w:tc>
@@ -8762,7 +8762,7 @@
           </w:tcPr>
           <w:p>
             <w:r>
-              <w:t>G2-13 added: lens and goggle assembly as G2 tracked deliverable. Addresses OI-9 in NP-TOOL-LENS-001 Rev B (add lens assembly to NP-COORD-001 G2 gate). Requires NP-TOOL-LENS-001 Rev B mould design review (MR-01–MR-20) complete before goggle arm tooling is cut; MR-19 and MR-20 are Issue #18 Definition of Done items. Summary status dashboard updated.</w:t>
+              <w:t>G2-13 added: lens and goggle assembly as G2 tracked deliverable. Addresses OI-9 in NP-TOOL-LENS-001 Rev B (add lens assembly to NP-COORD-001 G2 gate). Requires NP-TOOL-LENS-001 Rev B mold design review (MR-01–MR-20) complete before goggle arm tooling is cut; MR-19 and MR-20 are Issue #18 Definition of Done items. Summary status dashboard updated.</w:t>
             </w:r>
           </w:p>
         </w:tc>
